--- a/Отчёт.docx
+++ b/Отчёт.docx
@@ -3,12 +3,1518 @@
 <w:document xmlns:wpc="http://schemas.microsoft.com/office/word/2010/wordprocessingCanvas" xmlns:cx="http://schemas.microsoft.com/office/drawing/2014/chartex" xmlns:cx1="http://schemas.microsoft.com/office/drawing/2015/9/8/chartex" xmlns:cx2="http://schemas.microsoft.com/office/drawing/2015/10/21/chartex" xmlns:cx3="http://schemas.microsoft.com/office/drawing/2016/5/9/chartex" xmlns:cx4="http://schemas.microsoft.com/office/drawing/2016/5/10/chartex" xmlns:cx5="http://schemas.microsoft.com/office/drawing/2016/5/11/chartex" xmlns:cx6="http://schemas.microsoft.com/office/drawing/2016/5/12/chartex" xmlns:cx7="http://schemas.microsoft.com/office/drawing/2016/5/13/chartex" xmlns:cx8="http://schemas.microsoft.com/office/drawing/2016/5/14/chartex" xmlns:mc="http://schemas.openxmlformats.org/markup-compatibility/2006" xmlns:aink="http://schemas.microsoft.com/office/drawing/2016/ink" xmlns:am3d="http://schemas.microsoft.com/office/drawing/2017/model3d" xmlns:o="urn:schemas-microsoft-com:office:office" xmlns:oel="http://schemas.microsoft.com/office/2019/extlst" xmlns:r="http://schemas.openxmlformats.org/officeDocument/2006/relationships" xmlns:m="http://schemas.openxmlformats.org/officeDocument/2006/math" xmlns:v="urn:schemas-microsoft-com:vml" xmlns:wp14="http://schemas.microsoft.com/office/word/2010/wordprocessingDrawing" xmlns:wp="http://schemas.openxmlformats.org/drawingml/2006/wordprocessingDrawing" xmlns:w10="urn:schemas-microsoft-com:office:word" xmlns:w="http://schemas.openxmlformats.org/wordprocessingml/2006/main" xmlns:w14="http://schemas.microsoft.com/office/word/2010/wordml" xmlns:w15="http://schemas.microsoft.com/office/word/2012/wordml" xmlns:w16cex="http://schemas.microsoft.com/office/word/2018/wordml/cex" xmlns:w16cid="http://schemas.microsoft.com/office/word/2016/wordml/cid" xmlns:w16="http://schemas.microsoft.com/office/word/2018/wordml" xmlns:w16du="http://schemas.microsoft.com/office/word/2023/wordml/word16du" xmlns:w16sdtdh="http://schemas.microsoft.com/office/word/2020/wordml/sdtdatahash" xmlns:w16sdtfl="http://schemas.microsoft.com/office/word/2024/wordml/sdtformatlock" xmlns:w16se="http://schemas.microsoft.com/office/word/2015/wordml/symex" xmlns:wpg="http://schemas.microsoft.com/office/word/2010/wordprocessingGroup" xmlns:wpi="http://schemas.microsoft.com/office/word/2010/wordprocessingInk" xmlns:wne="http://schemas.microsoft.com/office/word/2006/wordml" xmlns:wps="http://schemas.microsoft.com/office/word/2010/wordprocessingShape" mc:Ignorable="w14 w15 w16se w16cid w16 w16cex w16sdtdh w16sdtfl w16du wp14">
   <w:body>
     <w:p>
-      <w:r>
+      <w:pPr>
+        <w:pStyle w:val="ac"/>
+        <w:spacing w:after="0"/>
+        <w:jc w:val="center"/>
+        <w:rPr>
+          <w:b/>
+          <w:bCs/>
+        </w:rPr>
+      </w:pPr>
+      <w:r>
+        <w:rPr>
+          <w:b/>
+          <w:bCs/>
+        </w:rPr>
+        <w:t>Описание построенного метода машинного обучения</w:t>
+      </w:r>
+    </w:p>
+    <w:p>
+      <w:pPr>
+        <w:pStyle w:val="ac"/>
+        <w:spacing w:after="0"/>
+      </w:pPr>
+      <w:r>
+        <w:t>Метод k-ближайших соседей (k-</w:t>
+      </w:r>
+      <w:proofErr w:type="spellStart"/>
+      <w:r>
+        <w:t>nearest</w:t>
+      </w:r>
+      <w:proofErr w:type="spellEnd"/>
+      <w:r>
+        <w:t xml:space="preserve"> </w:t>
+      </w:r>
+      <w:proofErr w:type="spellStart"/>
+      <w:r>
+        <w:t>neighbors</w:t>
+      </w:r>
+      <w:proofErr w:type="spellEnd"/>
+      <w:r>
+        <w:t xml:space="preserve">, </w:t>
+      </w:r>
+      <w:proofErr w:type="spellStart"/>
+      <w:r>
+        <w:t>kNN</w:t>
+      </w:r>
+      <w:proofErr w:type="spellEnd"/>
+      <w:r>
+        <w:t xml:space="preserve">) </w:t>
+      </w:r>
+      <w:r>
+        <w:t xml:space="preserve">– </w:t>
+      </w:r>
+      <w:r>
+        <w:t>это</w:t>
+      </w:r>
+      <w:r>
+        <w:t xml:space="preserve"> </w:t>
+      </w:r>
+      <w:r>
+        <w:t>метрический алгоритм классификации, основанный на гипотезе компактности: объекты, близкие в признаковом пространстве, чаще всего принадлежат к одному классу.</w:t>
+      </w:r>
+    </w:p>
+    <w:p>
+      <w:pPr>
+        <w:pStyle w:val="ac"/>
+        <w:spacing w:after="0"/>
+      </w:pPr>
+      <w:r>
+        <w:t>Формальное описание. Пусть имеется обучающая выборка</w:t>
+      </w:r>
+      <w:r>
+        <w:t>:</w:t>
+      </w:r>
+    </w:p>
+    <w:p>
+      <w:pPr>
+        <w:pStyle w:val="ac"/>
+        <w:spacing w:after="0"/>
+      </w:pPr>
+      <w:r>
+        <w:t> </w:t>
+      </w:r>
+      <m:oMath>
+        <m:sSub>
+          <m:sSubPr>
+            <m:ctrlPr>
+              <w:rPr>
+                <w:rFonts w:ascii="Cambria Math" w:hAnsi="Cambria Math"/>
+              </w:rPr>
+            </m:ctrlPr>
+          </m:sSubPr>
+          <m:e>
+            <m:r>
+              <w:rPr>
+                <w:rFonts w:ascii="Cambria Math" w:hAnsi="Cambria Math"/>
+              </w:rPr>
+              <m:t>X</m:t>
+            </m:r>
+          </m:e>
+          <m:sub>
+            <m:r>
+              <w:rPr>
+                <w:rFonts w:ascii="Cambria Math" w:hAnsi="Cambria Math"/>
+              </w:rPr>
+              <m:t>train</m:t>
+            </m:r>
+          </m:sub>
+        </m:sSub>
+        <m:r>
+          <w:rPr>
+            <w:rFonts w:ascii="Cambria Math" w:hAnsi="Cambria Math"/>
+          </w:rPr>
+          <m:t>=</m:t>
+        </m:r>
+        <m:sSubSup>
+          <m:sSubSupPr>
+            <m:ctrlPr>
+              <w:rPr>
+                <w:rFonts w:ascii="Cambria Math" w:hAnsi="Cambria Math"/>
+              </w:rPr>
+            </m:ctrlPr>
+          </m:sSubSupPr>
+          <m:e>
+            <m:d>
+              <m:dPr>
+                <m:begChr m:val="{"/>
+                <m:endChr m:val="}"/>
+                <m:ctrlPr>
+                  <w:rPr>
+                    <w:rFonts w:ascii="Cambria Math" w:hAnsi="Cambria Math"/>
+                  </w:rPr>
+                </m:ctrlPr>
+              </m:dPr>
+              <m:e>
+                <m:d>
+                  <m:dPr>
+                    <m:sepChr m:val=","/>
+                    <m:ctrlPr>
+                      <w:rPr>
+                        <w:rFonts w:ascii="Cambria Math" w:hAnsi="Cambria Math"/>
+                      </w:rPr>
+                    </m:ctrlPr>
+                  </m:dPr>
+                  <m:e>
+                    <m:sSub>
+                      <m:sSubPr>
+                        <m:ctrlPr>
+                          <w:rPr>
+                            <w:rFonts w:ascii="Cambria Math" w:hAnsi="Cambria Math"/>
+                          </w:rPr>
+                        </m:ctrlPr>
+                      </m:sSubPr>
+                      <m:e>
+                        <m:r>
+                          <w:rPr>
+                            <w:rFonts w:ascii="Cambria Math" w:hAnsi="Cambria Math"/>
+                          </w:rPr>
+                          <m:t>x</m:t>
+                        </m:r>
+                      </m:e>
+                      <m:sub>
+                        <m:r>
+                          <w:rPr>
+                            <w:rFonts w:ascii="Cambria Math" w:hAnsi="Cambria Math"/>
+                          </w:rPr>
+                          <m:t>i</m:t>
+                        </m:r>
+                      </m:sub>
+                    </m:sSub>
+                  </m:e>
+                  <m:e>
+                    <m:sSub>
+                      <m:sSubPr>
+                        <m:ctrlPr>
+                          <w:rPr>
+                            <w:rFonts w:ascii="Cambria Math" w:hAnsi="Cambria Math"/>
+                          </w:rPr>
+                        </m:ctrlPr>
+                      </m:sSubPr>
+                      <m:e>
+                        <m:r>
+                          <w:rPr>
+                            <w:rFonts w:ascii="Cambria Math" w:hAnsi="Cambria Math"/>
+                          </w:rPr>
+                          <m:t>y</m:t>
+                        </m:r>
+                      </m:e>
+                      <m:sub>
+                        <m:r>
+                          <w:rPr>
+                            <w:rFonts w:ascii="Cambria Math" w:hAnsi="Cambria Math"/>
+                          </w:rPr>
+                          <m:t>i</m:t>
+                        </m:r>
+                      </m:sub>
+                    </m:sSub>
+                  </m:e>
+                </m:d>
+              </m:e>
+            </m:d>
+          </m:e>
+          <m:sub>
+            <m:r>
+              <w:rPr>
+                <w:rFonts w:ascii="Cambria Math" w:hAnsi="Cambria Math"/>
+              </w:rPr>
+              <m:t>i=1</m:t>
+            </m:r>
+          </m:sub>
+          <m:sup>
+            <m:r>
+              <w:rPr>
+                <w:rFonts w:ascii="Cambria Math" w:hAnsi="Cambria Math"/>
+              </w:rPr>
+              <m:t>N</m:t>
+            </m:r>
+          </m:sup>
+        </m:sSubSup>
+      </m:oMath>
+      <w:r>
+        <w:t>, где </w:t>
+      </w:r>
+      <m:oMath>
+        <m:sSub>
+          <m:sSubPr>
+            <m:ctrlPr>
+              <w:rPr>
+                <w:rFonts w:ascii="Cambria Math" w:hAnsi="Cambria Math"/>
+              </w:rPr>
+            </m:ctrlPr>
+          </m:sSubPr>
+          <m:e>
+            <m:r>
+              <w:rPr>
+                <w:rFonts w:ascii="Cambria Math" w:hAnsi="Cambria Math"/>
+              </w:rPr>
+              <m:t>x</m:t>
+            </m:r>
+          </m:e>
+          <m:sub>
+            <m:r>
+              <w:rPr>
+                <w:rFonts w:ascii="Cambria Math" w:hAnsi="Cambria Math"/>
+              </w:rPr>
+              <m:t>i</m:t>
+            </m:r>
+          </m:sub>
+        </m:sSub>
+      </m:oMath>
+      <w:r>
+        <w:t> </w:t>
+      </w:r>
+      <w:r>
+        <w:t>-</w:t>
+      </w:r>
+      <w:r>
+        <w:t xml:space="preserve"> вектор признаков </w:t>
+      </w:r>
+      <m:oMath>
+        <m:r>
+          <w:rPr>
+            <w:rFonts w:ascii="Cambria Math" w:hAnsi="Cambria Math"/>
+          </w:rPr>
+          <m:t>i</m:t>
+        </m:r>
+      </m:oMath>
+      <w:r>
+        <w:t>-го объекта, </w:t>
+      </w:r>
+      <m:oMath>
+        <m:sSub>
+          <m:sSubPr>
+            <m:ctrlPr>
+              <w:rPr>
+                <w:rFonts w:ascii="Cambria Math" w:hAnsi="Cambria Math"/>
+              </w:rPr>
+            </m:ctrlPr>
+          </m:sSubPr>
+          <m:e>
+            <m:r>
+              <w:rPr>
+                <w:rFonts w:ascii="Cambria Math" w:hAnsi="Cambria Math"/>
+              </w:rPr>
+              <m:t>y</m:t>
+            </m:r>
+          </m:e>
+          <m:sub>
+            <m:r>
+              <w:rPr>
+                <w:rFonts w:ascii="Cambria Math" w:hAnsi="Cambria Math"/>
+              </w:rPr>
+              <m:t>i</m:t>
+            </m:r>
+          </m:sub>
+        </m:sSub>
+      </m:oMath>
+      <w:r>
+        <w:t> </w:t>
+      </w:r>
+      <w:r>
+        <w:t>-</w:t>
+      </w:r>
+      <w:r>
+        <w:t xml:space="preserve"> метка его класса. </w:t>
+      </w:r>
+    </w:p>
+    <w:p>
+      <w:pPr>
+        <w:pStyle w:val="ac"/>
+        <w:spacing w:after="0"/>
+        <w:rPr>
+          <w:lang w:val="en-US"/>
+        </w:rPr>
+      </w:pPr>
+      <w:r>
+        <w:t>Для нового объекта </w:t>
+      </w:r>
+      <m:oMath>
+        <m:r>
+          <w:rPr>
+            <w:rFonts w:ascii="Cambria Math" w:hAnsi="Cambria Math"/>
+          </w:rPr>
+          <m:t>x</m:t>
+        </m:r>
+      </m:oMath>
+      <w:r>
+        <w:t> алгоритм выполняет следующие шаги:</w:t>
+      </w:r>
+    </w:p>
+    <w:p>
+      <w:pPr>
+        <w:pStyle w:val="ac"/>
+        <w:numPr>
+          <w:ilvl w:val="0"/>
+          <w:numId w:val="2"/>
+        </w:numPr>
+      </w:pPr>
+      <w:r>
+        <w:t>Вычисляет расстояние от </w:t>
+      </w:r>
+      <m:oMath>
+        <m:r>
+          <w:rPr>
+            <w:rFonts w:ascii="Cambria Math" w:hAnsi="Cambria Math"/>
+          </w:rPr>
+          <m:t>x</m:t>
+        </m:r>
+      </m:oMath>
+      <w:r>
+        <w:t> до каждого объекта обучающей выборки. Чаще всего используется евклидово расстояние:</w:t>
+      </w:r>
+    </w:p>
+    <w:p>
+      <w:pPr>
+        <w:pStyle w:val="ac"/>
+        <w:spacing w:after="0"/>
+      </w:pPr>
+      <m:oMathPara>
+        <m:oMath>
+          <m:r>
+            <w:rPr>
+              <w:rFonts w:ascii="Cambria Math" w:hAnsi="Cambria Math"/>
+            </w:rPr>
+            <m:t>d</m:t>
+          </m:r>
+          <m:d>
+            <m:dPr>
+              <m:sepChr m:val=","/>
+              <m:ctrlPr>
+                <w:rPr>
+                  <w:rFonts w:ascii="Cambria Math" w:hAnsi="Cambria Math"/>
+                </w:rPr>
+              </m:ctrlPr>
+            </m:dPr>
+            <m:e>
+              <m:r>
+                <w:rPr>
+                  <w:rFonts w:ascii="Cambria Math" w:hAnsi="Cambria Math"/>
+                </w:rPr>
+                <m:t>x</m:t>
+              </m:r>
+            </m:e>
+            <m:e>
+              <m:sSub>
+                <m:sSubPr>
+                  <m:ctrlPr>
+                    <w:rPr>
+                      <w:rFonts w:ascii="Cambria Math" w:hAnsi="Cambria Math"/>
+                    </w:rPr>
+                  </m:ctrlPr>
+                </m:sSubPr>
+                <m:e>
+                  <m:r>
+                    <w:rPr>
+                      <w:rFonts w:ascii="Cambria Math" w:hAnsi="Cambria Math"/>
+                    </w:rPr>
+                    <m:t>x</m:t>
+                  </m:r>
+                </m:e>
+                <m:sub>
+                  <m:r>
+                    <w:rPr>
+                      <w:rFonts w:ascii="Cambria Math" w:hAnsi="Cambria Math"/>
+                    </w:rPr>
+                    <m:t>i</m:t>
+                  </m:r>
+                </m:sub>
+              </m:sSub>
+            </m:e>
+          </m:d>
+          <m:r>
+            <w:rPr>
+              <w:rFonts w:ascii="Cambria Math" w:hAnsi="Cambria Math"/>
+            </w:rPr>
+            <m:t>=</m:t>
+          </m:r>
+          <m:rad>
+            <m:radPr>
+              <m:degHide m:val="1"/>
+              <m:ctrlPr>
+                <w:rPr>
+                  <w:rFonts w:ascii="Cambria Math" w:hAnsi="Cambria Math"/>
+                </w:rPr>
+              </m:ctrlPr>
+            </m:radPr>
+            <m:deg/>
+            <m:e>
+              <m:nary>
+                <m:naryPr>
+                  <m:chr m:val="∑"/>
+                  <m:limLoc m:val="subSup"/>
+                  <m:grow m:val="1"/>
+                  <m:ctrlPr>
+                    <w:rPr>
+                      <w:rFonts w:ascii="Cambria Math" w:hAnsi="Cambria Math"/>
+                    </w:rPr>
+                  </m:ctrlPr>
+                </m:naryPr>
+                <m:sub>
+                  <m:r>
+                    <w:rPr>
+                      <w:rFonts w:ascii="Cambria Math" w:hAnsi="Cambria Math"/>
+                    </w:rPr>
+                    <m:t>j=1</m:t>
+                  </m:r>
+                </m:sub>
+                <m:sup>
+                  <m:r>
+                    <w:rPr>
+                      <w:rFonts w:ascii="Cambria Math" w:hAnsi="Cambria Math"/>
+                    </w:rPr>
+                    <m:t>d</m:t>
+                  </m:r>
+                </m:sup>
+                <m:e>
+                  <m:r>
+                    <w:rPr>
+                      <w:rFonts w:ascii="Cambria Math" w:hAnsi="Cambria Math"/>
+                    </w:rPr>
+                    <m:t>(</m:t>
+                  </m:r>
+                </m:e>
+              </m:nary>
+              <m:d>
+                <m:dPr>
+                  <m:begChr m:val=""/>
+                  <m:endChr m:val=""/>
+                  <m:ctrlPr>
+                    <w:rPr>
+                      <w:rFonts w:ascii="Cambria Math" w:hAnsi="Cambria Math"/>
+                    </w:rPr>
+                  </m:ctrlPr>
+                </m:dPr>
+                <m:e>
+                  <m:sSub>
+                    <m:sSubPr>
+                      <m:ctrlPr>
+                        <w:rPr>
+                          <w:rFonts w:ascii="Cambria Math" w:hAnsi="Cambria Math"/>
+                        </w:rPr>
+                      </m:ctrlPr>
+                    </m:sSubPr>
+                    <m:e>
+                      <m:r>
+                        <w:rPr>
+                          <w:rFonts w:ascii="Cambria Math" w:hAnsi="Cambria Math"/>
+                        </w:rPr>
+                        <m:t>x</m:t>
+                      </m:r>
+                    </m:e>
+                    <m:sub>
+                      <m:r>
+                        <w:rPr>
+                          <w:rFonts w:ascii="Cambria Math" w:hAnsi="Cambria Math"/>
+                        </w:rPr>
+                        <m:t>j</m:t>
+                      </m:r>
+                    </m:sub>
+                  </m:sSub>
+                  <m:r>
+                    <w:rPr>
+                      <w:rFonts w:ascii="Cambria Math" w:hAnsi="Cambria Math"/>
+                    </w:rPr>
+                    <m:t>-</m:t>
+                  </m:r>
+                  <m:sSub>
+                    <m:sSubPr>
+                      <m:ctrlPr>
+                        <w:rPr>
+                          <w:rFonts w:ascii="Cambria Math" w:hAnsi="Cambria Math"/>
+                        </w:rPr>
+                      </m:ctrlPr>
+                    </m:sSubPr>
+                    <m:e>
+                      <m:r>
+                        <w:rPr>
+                          <w:rFonts w:ascii="Cambria Math" w:hAnsi="Cambria Math"/>
+                        </w:rPr>
+                        <m:t>x</m:t>
+                      </m:r>
+                    </m:e>
+                    <m:sub>
+                      <m:r>
+                        <w:rPr>
+                          <w:rFonts w:ascii="Cambria Math" w:hAnsi="Cambria Math"/>
+                        </w:rPr>
+                        <m:t>ij</m:t>
+                      </m:r>
+                    </m:sub>
+                  </m:sSub>
+                  <m:sSup>
+                    <m:sSupPr>
+                      <m:ctrlPr>
+                        <w:rPr>
+                          <w:rFonts w:ascii="Cambria Math" w:hAnsi="Cambria Math"/>
+                        </w:rPr>
+                      </m:ctrlPr>
+                    </m:sSupPr>
+                    <m:e>
+                      <m:d>
+                        <m:dPr>
+                          <m:begChr m:val=""/>
+                          <m:endChr m:val=""/>
+                          <m:ctrlPr>
+                            <w:rPr>
+                              <w:rFonts w:ascii="Cambria Math" w:hAnsi="Cambria Math"/>
+                            </w:rPr>
+                          </m:ctrlPr>
+                        </m:dPr>
+                        <m:e>
+                          <m:r>
+                            <w:rPr>
+                              <w:rFonts w:ascii="Cambria Math" w:hAnsi="Cambria Math"/>
+                            </w:rPr>
+                            <m:t>)</m:t>
+                          </m:r>
+                        </m:e>
+                      </m:d>
+                    </m:e>
+                    <m:sup>
+                      <m:r>
+                        <w:rPr>
+                          <w:rFonts w:ascii="Cambria Math" w:hAnsi="Cambria Math"/>
+                        </w:rPr>
+                        <m:t>2</m:t>
+                      </m:r>
+                    </m:sup>
+                  </m:sSup>
+                </m:e>
+              </m:d>
+            </m:e>
+          </m:rad>
+        </m:oMath>
+      </m:oMathPara>
+    </w:p>
+    <w:p>
+      <w:pPr>
+        <w:pStyle w:val="ac"/>
+        <w:spacing w:after="0"/>
+      </w:pPr>
+      <w:r>
+        <w:t>где </w:t>
+      </w:r>
+      <m:oMath>
+        <m:r>
+          <w:rPr>
+            <w:rFonts w:ascii="Cambria Math" w:hAnsi="Cambria Math"/>
+          </w:rPr>
+          <m:t>d</m:t>
+        </m:r>
+      </m:oMath>
+      <w:r>
+        <w:t> </w:t>
+      </w:r>
+      <w:r>
+        <w:rPr>
+          <w:lang w:val="en-US"/>
+        </w:rPr>
+        <w:t>-</w:t>
+      </w:r>
+      <w:r>
+        <w:t xml:space="preserve"> число признаков.</w:t>
+      </w:r>
+    </w:p>
+    <w:p>
+      <w:pPr>
+        <w:pStyle w:val="ac"/>
+        <w:numPr>
+          <w:ilvl w:val="0"/>
+          <w:numId w:val="3"/>
+        </w:numPr>
+      </w:pPr>
+      <w:r>
+        <w:t>Находит </w:t>
+      </w:r>
+      <m:oMath>
+        <m:r>
+          <w:rPr>
+            <w:rFonts w:ascii="Cambria Math" w:hAnsi="Cambria Math"/>
+          </w:rPr>
+          <m:t>k</m:t>
+        </m:r>
+      </m:oMath>
+      <w:r>
+        <w:t> объектов обучающей выборки с наименьшим расстоянием до </w:t>
+      </w:r>
+      <m:oMath>
+        <m:r>
+          <w:rPr>
+            <w:rFonts w:ascii="Cambria Math" w:hAnsi="Cambria Math"/>
+          </w:rPr>
+          <m:t>x</m:t>
+        </m:r>
+      </m:oMath>
+      <w:r>
+        <w:t>. Это множество обозначается </w:t>
+      </w:r>
+      <m:oMath>
+        <m:sSub>
+          <m:sSubPr>
+            <m:ctrlPr>
+              <w:rPr>
+                <w:rFonts w:ascii="Cambria Math" w:hAnsi="Cambria Math"/>
+              </w:rPr>
+            </m:ctrlPr>
+          </m:sSubPr>
+          <m:e>
+            <m:r>
+              <w:rPr>
+                <w:rFonts w:ascii="Cambria Math" w:hAnsi="Cambria Math"/>
+              </w:rPr>
+              <m:t>N</m:t>
+            </m:r>
+          </m:e>
+          <m:sub>
+            <m:r>
+              <w:rPr>
+                <w:rFonts w:ascii="Cambria Math" w:hAnsi="Cambria Math"/>
+              </w:rPr>
+              <m:t>k</m:t>
+            </m:r>
+          </m:sub>
+        </m:sSub>
+        <m:d>
+          <m:dPr>
+            <m:ctrlPr>
+              <w:rPr>
+                <w:rFonts w:ascii="Cambria Math" w:hAnsi="Cambria Math"/>
+              </w:rPr>
+            </m:ctrlPr>
+          </m:dPr>
+          <m:e>
+            <m:r>
+              <w:rPr>
+                <w:rFonts w:ascii="Cambria Math" w:hAnsi="Cambria Math"/>
+              </w:rPr>
+              <m:t>x</m:t>
+            </m:r>
+          </m:e>
+        </m:d>
+      </m:oMath>
+      <w:r>
+        <w:t>.</w:t>
+      </w:r>
+    </w:p>
+    <w:p>
+      <w:pPr>
+        <w:pStyle w:val="ac"/>
+        <w:numPr>
+          <w:ilvl w:val="0"/>
+          <w:numId w:val="3"/>
+        </w:numPr>
+      </w:pPr>
+      <w:r>
+        <w:t>Относит объект </w:t>
+      </w:r>
+      <m:oMath>
+        <m:r>
+          <w:rPr>
+            <w:rFonts w:ascii="Cambria Math" w:hAnsi="Cambria Math"/>
+          </w:rPr>
+          <m:t>x</m:t>
+        </m:r>
+      </m:oMath>
+      <w:r>
+        <w:t> к классу, наиболее часто встречающемуся среди </w:t>
+      </w:r>
+      <m:oMath>
+        <m:r>
+          <w:rPr>
+            <w:rFonts w:ascii="Cambria Math" w:hAnsi="Cambria Math"/>
+          </w:rPr>
+          <m:t>k</m:t>
+        </m:r>
+      </m:oMath>
+      <w:r>
+        <w:t> ближайших соседей:</w:t>
+      </w:r>
+    </w:p>
+    <w:p>
+      <w:pPr>
+        <w:pStyle w:val="ac"/>
+        <w:spacing w:after="0"/>
+      </w:pPr>
+      <m:oMathPara>
+        <m:oMath>
+          <m:acc>
+            <m:accPr>
+              <m:ctrlPr>
+                <w:rPr>
+                  <w:rFonts w:ascii="Cambria Math" w:hAnsi="Cambria Math"/>
+                </w:rPr>
+              </m:ctrlPr>
+            </m:accPr>
+            <m:e>
+              <m:r>
+                <w:rPr>
+                  <w:rFonts w:ascii="Cambria Math" w:hAnsi="Cambria Math"/>
+                </w:rPr>
+                <m:t>y</m:t>
+              </m:r>
+            </m:e>
+          </m:acc>
+          <m:r>
+            <w:rPr>
+              <w:rFonts w:ascii="Cambria Math" w:hAnsi="Cambria Math"/>
+            </w:rPr>
+            <m:t>=</m:t>
+          </m:r>
+          <m:func>
+            <m:funcPr>
+              <m:ctrlPr>
+                <w:rPr>
+                  <w:rFonts w:ascii="Cambria Math" w:hAnsi="Cambria Math"/>
+                </w:rPr>
+              </m:ctrlPr>
+            </m:funcPr>
+            <m:fName>
+              <m:r>
+                <m:rPr>
+                  <m:sty m:val="p"/>
+                </m:rPr>
+                <w:rPr>
+                  <w:rFonts w:ascii="Cambria Math" w:hAnsi="Cambria Math"/>
+                </w:rPr>
+                <m:t>arg</m:t>
+              </m:r>
+            </m:fName>
+            <m:e>
+              <m:sSub>
+                <m:sSubPr>
+                  <m:ctrlPr>
+                    <w:rPr>
+                      <w:rFonts w:ascii="Cambria Math" w:hAnsi="Cambria Math"/>
+                    </w:rPr>
+                  </m:ctrlPr>
+                </m:sSubPr>
+                <m:e>
+                  <m:r>
+                    <m:rPr>
+                      <m:sty m:val="p"/>
+                    </m:rPr>
+                    <w:rPr>
+                      <w:rFonts w:ascii="Cambria Math" w:hAnsi="Cambria Math"/>
+                    </w:rPr>
+                    <m:t>max</m:t>
+                  </m:r>
+                </m:e>
+                <m:sub>
+                  <m:r>
+                    <w:rPr>
+                      <w:rFonts w:ascii="Cambria Math" w:hAnsi="Cambria Math"/>
+                    </w:rPr>
+                    <m:t>c</m:t>
+                  </m:r>
+                </m:sub>
+              </m:sSub>
+            </m:e>
+          </m:func>
+          <m:nary>
+            <m:naryPr>
+              <m:chr m:val="∑"/>
+              <m:limLoc m:val="subSup"/>
+              <m:grow m:val="1"/>
+              <m:supHide m:val="1"/>
+              <m:ctrlPr>
+                <w:rPr>
+                  <w:rFonts w:ascii="Cambria Math" w:hAnsi="Cambria Math"/>
+                </w:rPr>
+              </m:ctrlPr>
+            </m:naryPr>
+            <m:sub>
+              <m:sSub>
+                <m:sSubPr>
+                  <m:ctrlPr>
+                    <w:rPr>
+                      <w:rFonts w:ascii="Cambria Math" w:hAnsi="Cambria Math"/>
+                    </w:rPr>
+                  </m:ctrlPr>
+                </m:sSubPr>
+                <m:e>
+                  <m:r>
+                    <w:rPr>
+                      <w:rFonts w:ascii="Cambria Math" w:hAnsi="Cambria Math"/>
+                    </w:rPr>
+                    <m:t>x</m:t>
+                  </m:r>
+                </m:e>
+                <m:sub>
+                  <m:r>
+                    <w:rPr>
+                      <w:rFonts w:ascii="Cambria Math" w:hAnsi="Cambria Math"/>
+                    </w:rPr>
+                    <m:t>i</m:t>
+                  </m:r>
+                </m:sub>
+              </m:sSub>
+              <m:r>
+                <w:rPr>
+                  <w:rFonts w:ascii="Cambria Math" w:hAnsi="Cambria Math"/>
+                </w:rPr>
+                <m:t>∈</m:t>
+              </m:r>
+              <m:sSub>
+                <m:sSubPr>
+                  <m:ctrlPr>
+                    <w:rPr>
+                      <w:rFonts w:ascii="Cambria Math" w:hAnsi="Cambria Math"/>
+                    </w:rPr>
+                  </m:ctrlPr>
+                </m:sSubPr>
+                <m:e>
+                  <m:r>
+                    <w:rPr>
+                      <w:rFonts w:ascii="Cambria Math" w:hAnsi="Cambria Math"/>
+                    </w:rPr>
+                    <m:t>N</m:t>
+                  </m:r>
+                </m:e>
+                <m:sub>
+                  <m:r>
+                    <w:rPr>
+                      <w:rFonts w:ascii="Cambria Math" w:hAnsi="Cambria Math"/>
+                    </w:rPr>
+                    <m:t>k</m:t>
+                  </m:r>
+                </m:sub>
+              </m:sSub>
+              <m:d>
+                <m:dPr>
+                  <m:ctrlPr>
+                    <w:rPr>
+                      <w:rFonts w:ascii="Cambria Math" w:hAnsi="Cambria Math"/>
+                    </w:rPr>
+                  </m:ctrlPr>
+                </m:dPr>
+                <m:e>
+                  <m:r>
+                    <w:rPr>
+                      <w:rFonts w:ascii="Cambria Math" w:hAnsi="Cambria Math"/>
+                    </w:rPr>
+                    <m:t>x</m:t>
+                  </m:r>
+                </m:e>
+              </m:d>
+            </m:sub>
+            <m:sup/>
+            <m:e>
+              <m:r>
+                <w:rPr>
+                  <w:rFonts w:ascii="Cambria Math" w:hAnsi="Cambria Math"/>
+                </w:rPr>
+                <m:t>[</m:t>
+              </m:r>
+            </m:e>
+          </m:nary>
+          <m:d>
+            <m:dPr>
+              <m:begChr m:val=""/>
+              <m:endChr m:val="]"/>
+              <m:ctrlPr>
+                <w:rPr>
+                  <w:rFonts w:ascii="Cambria Math" w:hAnsi="Cambria Math"/>
+                </w:rPr>
+              </m:ctrlPr>
+            </m:dPr>
+            <m:e>
+              <m:sSub>
+                <m:sSubPr>
+                  <m:ctrlPr>
+                    <w:rPr>
+                      <w:rFonts w:ascii="Cambria Math" w:hAnsi="Cambria Math"/>
+                    </w:rPr>
+                  </m:ctrlPr>
+                </m:sSubPr>
+                <m:e>
+                  <m:r>
+                    <w:rPr>
+                      <w:rFonts w:ascii="Cambria Math" w:hAnsi="Cambria Math"/>
+                    </w:rPr>
+                    <m:t>y</m:t>
+                  </m:r>
+                </m:e>
+                <m:sub>
+                  <m:r>
+                    <w:rPr>
+                      <w:rFonts w:ascii="Cambria Math" w:hAnsi="Cambria Math"/>
+                    </w:rPr>
+                    <m:t>i</m:t>
+                  </m:r>
+                </m:sub>
+              </m:sSub>
+              <m:r>
+                <w:rPr>
+                  <w:rFonts w:ascii="Cambria Math" w:hAnsi="Cambria Math"/>
+                </w:rPr>
+                <m:t>=c</m:t>
+              </m:r>
+            </m:e>
+          </m:d>
+        </m:oMath>
+      </m:oMathPara>
+    </w:p>
+    <w:p>
+      <w:pPr>
+        <w:pStyle w:val="ac"/>
+      </w:pPr>
+      <w:r>
+        <w:t xml:space="preserve">В кибербезопасности </w:t>
+      </w:r>
+      <w:proofErr w:type="spellStart"/>
+      <w:r>
+        <w:t>kNN</w:t>
+      </w:r>
+      <w:proofErr w:type="spellEnd"/>
+      <w:r>
+        <w:t xml:space="preserve"> применяется для:</w:t>
+      </w:r>
+    </w:p>
+    <w:p>
+      <w:pPr>
+        <w:pStyle w:val="ac"/>
+        <w:numPr>
+          <w:ilvl w:val="0"/>
+          <w:numId w:val="7"/>
+        </w:numPr>
+      </w:pPr>
+      <w:r>
+        <w:t>классификации сетевого трафика (атака / норма);</w:t>
+      </w:r>
+    </w:p>
+    <w:p>
+      <w:pPr>
+        <w:pStyle w:val="ac"/>
+        <w:numPr>
+          <w:ilvl w:val="0"/>
+          <w:numId w:val="7"/>
+        </w:numPr>
+      </w:pPr>
+      <w:r>
+        <w:t>обнаружения аномального поведения пользователей;</w:t>
+      </w:r>
+    </w:p>
+    <w:p>
+      <w:pPr>
+        <w:pStyle w:val="ac"/>
+        <w:numPr>
+          <w:ilvl w:val="0"/>
+          <w:numId w:val="7"/>
+        </w:numPr>
+      </w:pPr>
+      <w:r>
+        <w:t>классификации событий безопасности;</w:t>
+      </w:r>
+    </w:p>
+    <w:p>
+      <w:pPr>
+        <w:pStyle w:val="ac"/>
+        <w:numPr>
+          <w:ilvl w:val="0"/>
+          <w:numId w:val="7"/>
+        </w:numPr>
+      </w:pPr>
+      <w:r>
+        <w:t>фильтрации спама.</w:t>
+      </w:r>
+    </w:p>
+    <w:p>
+      <w:pPr>
+        <w:rPr>
+          <w:rFonts w:ascii="Times New Roman" w:hAnsi="Times New Roman"/>
+          <w:b/>
+          <w:bCs/>
+          <w:sz w:val="28"/>
+          <w:lang w:eastAsia="ru-RU"/>
+        </w:rPr>
+      </w:pPr>
+      <w:r>
+        <w:rPr>
+          <w:b/>
+          <w:bCs/>
+          <w:lang w:eastAsia="ru-RU"/>
+        </w:rPr>
+        <w:br w:type="page"/>
+      </w:r>
+    </w:p>
+    <w:p>
+      <w:pPr>
+        <w:pStyle w:val="ac"/>
+        <w:ind w:firstLine="0"/>
+        <w:jc w:val="center"/>
+        <w:rPr>
+          <w:b/>
+          <w:bCs/>
+          <w:lang w:eastAsia="ru-RU"/>
+        </w:rPr>
+      </w:pPr>
+      <w:r>
+        <w:rPr>
+          <w:b/>
+          <w:bCs/>
+          <w:lang w:eastAsia="ru-RU"/>
+        </w:rPr>
+        <w:lastRenderedPageBreak/>
+        <w:t>Описание использованного набора данных</w:t>
+      </w:r>
+    </w:p>
+    <w:p>
+      <w:pPr>
+        <w:pStyle w:val="ac"/>
+      </w:pPr>
+      <w:r>
+        <w:t>Набор данных </w:t>
+      </w:r>
+      <w:proofErr w:type="spellStart"/>
+      <w:r>
+        <w:t>Iris</w:t>
+      </w:r>
+      <w:proofErr w:type="spellEnd"/>
+      <w:r>
+        <w:t xml:space="preserve"> (ирисы Фишера)</w:t>
+      </w:r>
+      <w:r>
+        <w:t xml:space="preserve"> </w:t>
+      </w:r>
+      <w:r>
+        <w:t>встроен в библиотеку </w:t>
+      </w:r>
+      <w:proofErr w:type="spellStart"/>
+      <w:r>
+        <w:t>scikit-learn</w:t>
+      </w:r>
+      <w:proofErr w:type="spellEnd"/>
+      <w:r>
+        <w:t> (</w:t>
+      </w:r>
+      <w:proofErr w:type="spellStart"/>
+      <w:proofErr w:type="gramStart"/>
+      <w:r>
+        <w:t>sklearn.datasets</w:t>
+      </w:r>
+      <w:proofErr w:type="gramEnd"/>
+      <w:r>
+        <w:t>.load_iris</w:t>
+      </w:r>
+      <w:proofErr w:type="spellEnd"/>
+      <w:r>
+        <w:t>). Оригинальные данные собраны Эдгаром Андерсоном и опубликованы Рональдом Фишером в 1936 году.</w:t>
+      </w:r>
+    </w:p>
+    <w:p>
+      <w:pPr>
+        <w:pStyle w:val="ac"/>
+        <w:ind w:left="708" w:firstLine="12"/>
+      </w:pPr>
+      <w:r>
+        <w:t>Общая информация:</w:t>
+      </w:r>
+    </w:p>
+    <w:p>
+      <w:pPr>
+        <w:pStyle w:val="ac"/>
+        <w:numPr>
+          <w:ilvl w:val="0"/>
+          <w:numId w:val="8"/>
+        </w:numPr>
+      </w:pPr>
+      <w:r>
+        <w:t>Количество объектов: 150.</w:t>
+      </w:r>
+    </w:p>
+    <w:p>
+      <w:pPr>
+        <w:pStyle w:val="ac"/>
+        <w:numPr>
+          <w:ilvl w:val="0"/>
+          <w:numId w:val="8"/>
+        </w:numPr>
+      </w:pPr>
+      <w:r>
+        <w:t>Количество признаков: 4.</w:t>
+      </w:r>
+    </w:p>
+    <w:p>
+      <w:pPr>
+        <w:pStyle w:val="ac"/>
+        <w:numPr>
+          <w:ilvl w:val="0"/>
+          <w:numId w:val="8"/>
+        </w:numPr>
+      </w:pPr>
+      <w:r>
+        <w:t>Количество классов: 3 (по 50 объектов каждый).</w:t>
+      </w:r>
+    </w:p>
+    <w:p>
+      <w:pPr>
+        <w:pStyle w:val="ac"/>
+        <w:numPr>
+          <w:ilvl w:val="0"/>
+          <w:numId w:val="8"/>
+        </w:numPr>
+      </w:pPr>
+      <w:r>
+        <w:t xml:space="preserve">Тип задачи: </w:t>
+      </w:r>
+      <w:proofErr w:type="spellStart"/>
+      <w:r>
+        <w:t>многоклассовая</w:t>
+      </w:r>
+      <w:proofErr w:type="spellEnd"/>
+      <w:r>
+        <w:t xml:space="preserve"> классификация.</w:t>
+      </w:r>
+    </w:p>
+    <w:p>
+      <w:pPr>
+        <w:pStyle w:val="ac"/>
+        <w:numPr>
+          <w:ilvl w:val="0"/>
+          <w:numId w:val="8"/>
+        </w:numPr>
+      </w:pPr>
+      <w:r>
+        <w:t>Баланс классов: сбалансированный (50 / 50 / 50).</w:t>
+      </w:r>
+    </w:p>
+    <w:p>
+      <w:pPr>
+        <w:pStyle w:val="ac"/>
+        <w:rPr>
+          <w:lang w:val="en-US"/>
+        </w:rPr>
+      </w:pPr>
+      <w:r>
+        <w:t>Признаки</w:t>
+      </w:r>
+    </w:p>
+    <w:p>
+      <w:pPr>
+        <w:pStyle w:val="ac"/>
+        <w:numPr>
+          <w:ilvl w:val="0"/>
+          <w:numId w:val="9"/>
+        </w:numPr>
+      </w:pPr>
+      <w:proofErr w:type="spellStart"/>
+      <w:r>
+        <w:t>sepal</w:t>
+      </w:r>
+      <w:proofErr w:type="spellEnd"/>
+      <w:r>
+        <w:t xml:space="preserve"> </w:t>
+      </w:r>
+      <w:proofErr w:type="spellStart"/>
+      <w:r>
+        <w:t>length</w:t>
+      </w:r>
+      <w:proofErr w:type="spellEnd"/>
+      <w:r>
+        <w:t xml:space="preserve"> (</w:t>
+      </w:r>
+      <w:proofErr w:type="spellStart"/>
+      <w:r>
+        <w:t>cm</w:t>
+      </w:r>
+      <w:proofErr w:type="spellEnd"/>
+      <w:r>
+        <w:t>) </w:t>
+      </w:r>
+      <w:r>
+        <w:t>-</w:t>
+      </w:r>
+      <w:r>
+        <w:t xml:space="preserve"> длина чашелистика.</w:t>
+      </w:r>
+    </w:p>
+    <w:p>
+      <w:pPr>
+        <w:pStyle w:val="ac"/>
+        <w:numPr>
+          <w:ilvl w:val="0"/>
+          <w:numId w:val="9"/>
+        </w:numPr>
+      </w:pPr>
+      <w:proofErr w:type="spellStart"/>
+      <w:r>
+        <w:t>sepal</w:t>
+      </w:r>
+      <w:proofErr w:type="spellEnd"/>
+      <w:r>
+        <w:t xml:space="preserve"> </w:t>
+      </w:r>
+      <w:proofErr w:type="spellStart"/>
+      <w:r>
+        <w:t>width</w:t>
+      </w:r>
+      <w:proofErr w:type="spellEnd"/>
+      <w:r>
+        <w:t xml:space="preserve"> (</w:t>
+      </w:r>
+      <w:proofErr w:type="spellStart"/>
+      <w:r>
+        <w:t>cm</w:t>
+      </w:r>
+      <w:proofErr w:type="spellEnd"/>
+      <w:r>
+        <w:t>) </w:t>
+      </w:r>
+      <w:r>
+        <w:t>-</w:t>
+      </w:r>
+      <w:r>
+        <w:t xml:space="preserve"> ширина чашелистика.</w:t>
+      </w:r>
+    </w:p>
+    <w:p>
+      <w:pPr>
+        <w:pStyle w:val="ac"/>
+        <w:numPr>
+          <w:ilvl w:val="0"/>
+          <w:numId w:val="9"/>
+        </w:numPr>
+      </w:pPr>
+      <w:proofErr w:type="spellStart"/>
+      <w:r>
+        <w:t>petal</w:t>
+      </w:r>
+      <w:proofErr w:type="spellEnd"/>
+      <w:r>
+        <w:t xml:space="preserve"> </w:t>
+      </w:r>
+      <w:proofErr w:type="spellStart"/>
+      <w:r>
+        <w:t>length</w:t>
+      </w:r>
+      <w:proofErr w:type="spellEnd"/>
+      <w:r>
+        <w:t xml:space="preserve"> (</w:t>
+      </w:r>
+      <w:proofErr w:type="spellStart"/>
+      <w:r>
+        <w:t>cm</w:t>
+      </w:r>
+      <w:proofErr w:type="spellEnd"/>
+      <w:r>
+        <w:t>) </w:t>
+      </w:r>
+      <w:r>
+        <w:rPr>
+          <w:lang w:val="en-US"/>
+        </w:rPr>
+        <w:t>-</w:t>
+      </w:r>
+      <w:r>
+        <w:t xml:space="preserve"> длина лепестка.</w:t>
+      </w:r>
+    </w:p>
+    <w:p>
+      <w:pPr>
+        <w:pStyle w:val="ac"/>
+        <w:numPr>
+          <w:ilvl w:val="0"/>
+          <w:numId w:val="9"/>
+        </w:numPr>
+      </w:pPr>
+      <w:proofErr w:type="spellStart"/>
+      <w:r>
+        <w:t>petal</w:t>
+      </w:r>
+      <w:proofErr w:type="spellEnd"/>
+      <w:r>
+        <w:t xml:space="preserve"> </w:t>
+      </w:r>
+      <w:proofErr w:type="spellStart"/>
+      <w:r>
+        <w:t>width</w:t>
+      </w:r>
+      <w:proofErr w:type="spellEnd"/>
+      <w:r>
+        <w:t xml:space="preserve"> (</w:t>
+      </w:r>
+      <w:proofErr w:type="spellStart"/>
+      <w:r>
+        <w:t>cm</w:t>
+      </w:r>
+      <w:proofErr w:type="spellEnd"/>
+      <w:r>
+        <w:t>) </w:t>
+      </w:r>
+      <w:r>
+        <w:t>-</w:t>
+      </w:r>
+      <w:r>
+        <w:t xml:space="preserve"> ширина лепестка.</w:t>
+      </w:r>
+    </w:p>
+    <w:p>
+      <w:pPr>
+        <w:pStyle w:val="ac"/>
+        <w:rPr>
+          <w:lang w:val="en-US"/>
+        </w:rPr>
+      </w:pPr>
+      <w:r>
+        <w:t>Метки</w:t>
+      </w:r>
+      <w:r>
+        <w:rPr>
+          <w:lang w:val="en-US"/>
+        </w:rPr>
+        <w:t xml:space="preserve"> (</w:t>
+      </w:r>
+      <w:r>
+        <w:t>классы</w:t>
+      </w:r>
+      <w:r>
+        <w:rPr>
+          <w:lang w:val="en-US"/>
+        </w:rPr>
+        <w:t>):</w:t>
+      </w:r>
+      <w:r>
+        <w:rPr>
+          <w:lang w:val="en-US"/>
+        </w:rPr>
+        <w:t xml:space="preserve"> </w:t>
+      </w:r>
+      <w:r>
+        <w:rPr>
+          <w:lang w:val="en-US"/>
+        </w:rPr>
+        <w:t>0 </w:t>
+      </w:r>
+      <w:r>
+        <w:rPr>
+          <w:lang w:val="en-US"/>
+        </w:rPr>
+        <w:t>-</w:t>
+      </w:r>
+      <w:r>
+        <w:rPr>
+          <w:lang w:val="en-US"/>
+        </w:rPr>
+        <w:t xml:space="preserve"> Iris </w:t>
+      </w:r>
+      <w:proofErr w:type="spellStart"/>
+      <w:r>
+        <w:rPr>
+          <w:lang w:val="en-US"/>
+        </w:rPr>
+        <w:t>setosa</w:t>
+      </w:r>
+      <w:proofErr w:type="spellEnd"/>
+      <w:r>
+        <w:rPr>
+          <w:lang w:val="en-US"/>
+        </w:rPr>
+        <w:t>.</w:t>
+      </w:r>
+      <w:r>
+        <w:rPr>
+          <w:lang w:val="en-US"/>
+        </w:rPr>
+        <w:t xml:space="preserve"> </w:t>
+      </w:r>
+      <w:r>
+        <w:rPr>
+          <w:lang w:val="en-US"/>
+        </w:rPr>
+        <w:t>1 </w:t>
+      </w:r>
+      <w:r>
+        <w:rPr>
+          <w:lang w:val="en-US"/>
+        </w:rPr>
+        <w:t>-</w:t>
+      </w:r>
+      <w:r>
+        <w:rPr>
+          <w:lang w:val="en-US"/>
+        </w:rPr>
+        <w:t> Iris versicolor.</w:t>
+      </w:r>
+      <w:r>
+        <w:rPr>
+          <w:lang w:val="en-US"/>
+        </w:rPr>
+        <w:t xml:space="preserve"> </w:t>
+      </w:r>
+      <w:r>
+        <w:rPr>
+          <w:lang w:val="en-US"/>
+        </w:rPr>
+        <w:t>2 </w:t>
+      </w:r>
+      <w:r>
+        <w:rPr>
+          <w:lang w:val="en-US"/>
+        </w:rPr>
+        <w:t>-</w:t>
+      </w:r>
+      <w:r>
+        <w:rPr>
+          <w:lang w:val="en-US"/>
+        </w:rPr>
+        <w:t> Iris virginica.</w:t>
+      </w:r>
+    </w:p>
+    <w:p>
+      <w:pPr>
+        <w:pStyle w:val="ac"/>
+      </w:pPr>
+      <w:r>
+        <w:t>Матрица признаков: (150, 4).</w:t>
+      </w:r>
+      <w:r>
+        <w:t xml:space="preserve"> </w:t>
+      </w:r>
+      <w:r>
+        <w:t>Вектор меток: (150,).</w:t>
+      </w:r>
+      <w:r>
+        <w:t xml:space="preserve"> </w:t>
+      </w:r>
+      <w:r>
+        <w:t>Первые 5 строк признаков</w:t>
+      </w:r>
+      <w:r>
+        <w:t xml:space="preserve"> </w:t>
+      </w:r>
+      <w:r>
+        <w:t xml:space="preserve">представлены на </w:t>
+      </w:r>
+      <w:r>
+        <w:fldChar w:fldCharType="begin"/>
+      </w:r>
+      <w:r>
+        <w:instrText xml:space="preserve"> REF _Ref240562006 \h </w:instrText>
+      </w:r>
+      <w:r>
+        <w:fldChar w:fldCharType="separate"/>
+      </w:r>
+      <w:r>
+        <w:t xml:space="preserve">Рисунке </w:t>
+      </w:r>
+      <w:r>
+        <w:rPr>
+          <w:noProof/>
+        </w:rPr>
+        <w:t>1</w:t>
+      </w:r>
+      <w:r>
+        <w:fldChar w:fldCharType="end"/>
+      </w:r>
+      <w:r>
+        <w:t>.</w:t>
+      </w:r>
+    </w:p>
+    <w:p>
+      <w:pPr>
+        <w:pStyle w:val="ac"/>
+        <w:spacing w:after="0"/>
+        <w:ind w:firstLine="0"/>
+      </w:pPr>
+      <w:r>
+        <w:lastRenderedPageBreak/>
         <w:drawing>
-          <wp:inline distT="0" distB="0" distL="0" distR="0" wp14:anchorId="54374693" wp14:editId="35CAFB9A">
-            <wp:extent cx="5940425" cy="8108950"/>
-            <wp:effectExtent l="0" t="0" r="3175" b="6350"/>
-            <wp:docPr id="939519638" name="Рисунок 1"/>
+          <wp:inline distT="0" distB="0" distL="0" distR="0" wp14:anchorId="5D2D9257" wp14:editId="2E198D20">
+            <wp:extent cx="5940425" cy="2539365"/>
+            <wp:effectExtent l="0" t="0" r="3175" b="0"/>
+            <wp:docPr id="813915978" name="Рисунок 1"/>
             <wp:cNvGraphicFramePr>
               <a:graphicFrameLocks xmlns:a="http://schemas.openxmlformats.org/drawingml/2006/main" noChangeAspect="1"/>
             </wp:cNvGraphicFramePr>
@@ -16,11 +1522,11 @@
               <a:graphicData uri="http://schemas.openxmlformats.org/drawingml/2006/picture">
                 <pic:pic xmlns:pic="http://schemas.openxmlformats.org/drawingml/2006/picture">
                   <pic:nvPicPr>
-                    <pic:cNvPr id="939519638" name=""/>
+                    <pic:cNvPr id="813915978" name=""/>
                     <pic:cNvPicPr/>
                   </pic:nvPicPr>
                   <pic:blipFill>
-                    <a:blip r:embed="rId4"/>
+                    <a:blip r:embed="rId5"/>
                     <a:stretch>
                       <a:fillRect/>
                     </a:stretch>
@@ -28,7 +1534,7 @@
                   <pic:spPr>
                     <a:xfrm>
                       <a:off x="0" y="0"/>
-                      <a:ext cx="5940425" cy="8108950"/>
+                      <a:ext cx="5940425" cy="2539365"/>
                     </a:xfrm>
                     <a:prstGeom prst="rect">
                       <a:avLst/>
@@ -41,6 +1547,40 @@
         </w:drawing>
       </w:r>
     </w:p>
+    <w:p>
+      <w:pPr>
+        <w:pStyle w:val="ac"/>
+        <w:spacing w:after="0"/>
+        <w:jc w:val="center"/>
+      </w:pPr>
+      <w:bookmarkStart w:id="0" w:name="_Ref240562006"/>
+      <w:r>
+        <w:t xml:space="preserve">Рисунок </w:t>
+      </w:r>
+      <w:r>
+        <w:fldChar w:fldCharType="begin"/>
+      </w:r>
+      <w:r>
+        <w:instrText xml:space="preserve"> SEQ Рисунок \* ARABIC </w:instrText>
+      </w:r>
+      <w:r>
+        <w:fldChar w:fldCharType="separate"/>
+      </w:r>
+      <w:r>
+        <w:rPr>
+          <w:noProof/>
+        </w:rPr>
+        <w:t>1</w:t>
+      </w:r>
+      <w:r>
+        <w:fldChar w:fldCharType="end"/>
+      </w:r>
+      <w:bookmarkEnd w:id="0"/>
+      <w:r>
+        <w:t xml:space="preserve"> - Информация о данных</w:t>
+      </w:r>
+    </w:p>
+    <w:p/>
     <w:sectPr>
       <w:pgSz w:w="11906" w:h="16838"/>
       <w:pgMar w:top="1134" w:right="850" w:bottom="1134" w:left="1701" w:header="708" w:footer="708" w:gutter="0"/>
@@ -49,6 +1589,1458 @@
     </w:sectPr>
   </w:body>
 </w:document>
+</file>
+
+<file path=word/numbering.xml><?xml version="1.0" encoding="utf-8"?>
+<w:numbering xmlns:wpc="http://schemas.microsoft.com/office/word/2010/wordprocessingCanvas" xmlns:cx="http://schemas.microsoft.com/office/drawing/2014/chartex" xmlns:cx1="http://schemas.microsoft.com/office/drawing/2015/9/8/chartex" xmlns:cx2="http://schemas.microsoft.com/office/drawing/2015/10/21/chartex" xmlns:cx3="http://schemas.microsoft.com/office/drawing/2016/5/9/chartex" xmlns:cx4="http://schemas.microsoft.com/office/drawing/2016/5/10/chartex" xmlns:cx5="http://schemas.microsoft.com/office/drawing/2016/5/11/chartex" xmlns:cx6="http://schemas.microsoft.com/office/drawing/2016/5/12/chartex" xmlns:cx7="http://schemas.microsoft.com/office/drawing/2016/5/13/chartex" xmlns:cx8="http://schemas.microsoft.com/office/drawing/2016/5/14/chartex" xmlns:mc="http://schemas.openxmlformats.org/markup-compatibility/2006" xmlns:aink="http://schemas.microsoft.com/office/drawing/2016/ink" xmlns:am3d="http://schemas.microsoft.com/office/drawing/2017/model3d" xmlns:o="urn:schemas-microsoft-com:office:office" xmlns:oel="http://schemas.microsoft.com/office/2019/extlst" xmlns:r="http://schemas.openxmlformats.org/officeDocument/2006/relationships" xmlns:m="http://schemas.openxmlformats.org/officeDocument/2006/math" xmlns:v="urn:schemas-microsoft-com:vml" xmlns:wp14="http://schemas.microsoft.com/office/word/2010/wordprocessingDrawing" xmlns:wp="http://schemas.openxmlformats.org/drawingml/2006/wordprocessingDrawing" xmlns:w10="urn:schemas-microsoft-com:office:word" xmlns:w="http://schemas.openxmlformats.org/wordprocessingml/2006/main" xmlns:w14="http://schemas.microsoft.com/office/word/2010/wordml" xmlns:w15="http://schemas.microsoft.com/office/word/2012/wordml" xmlns:w16cex="http://schemas.microsoft.com/office/word/2018/wordml/cex" xmlns:w16cid="http://schemas.microsoft.com/office/word/2016/wordml/cid" xmlns:w16="http://schemas.microsoft.com/office/word/2018/wordml" xmlns:w16du="http://schemas.microsoft.com/office/word/2023/wordml/word16du" xmlns:w16sdtdh="http://schemas.microsoft.com/office/word/2020/wordml/sdtdatahash" xmlns:w16sdtfl="http://schemas.microsoft.com/office/word/2024/wordml/sdtformatlock" xmlns:w16se="http://schemas.microsoft.com/office/word/2015/wordml/symex" xmlns:wpg="http://schemas.microsoft.com/office/word/2010/wordprocessingGroup" xmlns:wpi="http://schemas.microsoft.com/office/word/2010/wordprocessingInk" xmlns:wne="http://schemas.microsoft.com/office/word/2006/wordml" xmlns:wps="http://schemas.microsoft.com/office/word/2010/wordprocessingShape" mc:Ignorable="w14 w15 w16se w16cid w16 w16cex w16sdtdh w16sdtfl w16du wp14">
+  <w:abstractNum w:abstractNumId="0" w15:restartNumberingAfterBreak="0">
+    <w:nsid w:val="0D564230"/>
+    <w:multiLevelType w:val="multilevel"/>
+    <w:tmpl w:val="657CB6CA"/>
+    <w:lvl w:ilvl="0">
+      <w:start w:val="1"/>
+      <w:numFmt w:val="decimal"/>
+      <w:lvlText w:val="%1)"/>
+      <w:lvlJc w:val="left"/>
+      <w:pPr>
+        <w:tabs>
+          <w:tab w:val="num" w:pos="720"/>
+        </w:tabs>
+        <w:ind w:left="720" w:hanging="360"/>
+      </w:pPr>
+      <w:rPr>
+        <w:rFonts w:ascii="Times New Roman" w:eastAsiaTheme="minorHAnsi" w:hAnsi="Times New Roman" w:cstheme="minorBidi"/>
+      </w:rPr>
+    </w:lvl>
+    <w:lvl w:ilvl="1" w:tentative="1">
+      <w:start w:val="1"/>
+      <w:numFmt w:val="decimal"/>
+      <w:lvlText w:val="%2."/>
+      <w:lvlJc w:val="left"/>
+      <w:pPr>
+        <w:tabs>
+          <w:tab w:val="num" w:pos="1440"/>
+        </w:tabs>
+        <w:ind w:left="1440" w:hanging="360"/>
+      </w:pPr>
+    </w:lvl>
+    <w:lvl w:ilvl="2" w:tentative="1">
+      <w:start w:val="1"/>
+      <w:numFmt w:val="decimal"/>
+      <w:lvlText w:val="%3."/>
+      <w:lvlJc w:val="left"/>
+      <w:pPr>
+        <w:tabs>
+          <w:tab w:val="num" w:pos="2160"/>
+        </w:tabs>
+        <w:ind w:left="2160" w:hanging="360"/>
+      </w:pPr>
+    </w:lvl>
+    <w:lvl w:ilvl="3" w:tentative="1">
+      <w:start w:val="1"/>
+      <w:numFmt w:val="decimal"/>
+      <w:lvlText w:val="%4."/>
+      <w:lvlJc w:val="left"/>
+      <w:pPr>
+        <w:tabs>
+          <w:tab w:val="num" w:pos="2880"/>
+        </w:tabs>
+        <w:ind w:left="2880" w:hanging="360"/>
+      </w:pPr>
+    </w:lvl>
+    <w:lvl w:ilvl="4" w:tentative="1">
+      <w:start w:val="1"/>
+      <w:numFmt w:val="decimal"/>
+      <w:lvlText w:val="%5."/>
+      <w:lvlJc w:val="left"/>
+      <w:pPr>
+        <w:tabs>
+          <w:tab w:val="num" w:pos="3600"/>
+        </w:tabs>
+        <w:ind w:left="3600" w:hanging="360"/>
+      </w:pPr>
+    </w:lvl>
+    <w:lvl w:ilvl="5" w:tentative="1">
+      <w:start w:val="1"/>
+      <w:numFmt w:val="decimal"/>
+      <w:lvlText w:val="%6."/>
+      <w:lvlJc w:val="left"/>
+      <w:pPr>
+        <w:tabs>
+          <w:tab w:val="num" w:pos="4320"/>
+        </w:tabs>
+        <w:ind w:left="4320" w:hanging="360"/>
+      </w:pPr>
+    </w:lvl>
+    <w:lvl w:ilvl="6" w:tentative="1">
+      <w:start w:val="1"/>
+      <w:numFmt w:val="decimal"/>
+      <w:lvlText w:val="%7."/>
+      <w:lvlJc w:val="left"/>
+      <w:pPr>
+        <w:tabs>
+          <w:tab w:val="num" w:pos="5040"/>
+        </w:tabs>
+        <w:ind w:left="5040" w:hanging="360"/>
+      </w:pPr>
+    </w:lvl>
+    <w:lvl w:ilvl="7" w:tentative="1">
+      <w:start w:val="1"/>
+      <w:numFmt w:val="decimal"/>
+      <w:lvlText w:val="%8."/>
+      <w:lvlJc w:val="left"/>
+      <w:pPr>
+        <w:tabs>
+          <w:tab w:val="num" w:pos="5760"/>
+        </w:tabs>
+        <w:ind w:left="5760" w:hanging="360"/>
+      </w:pPr>
+    </w:lvl>
+    <w:lvl w:ilvl="8" w:tentative="1">
+      <w:start w:val="1"/>
+      <w:numFmt w:val="decimal"/>
+      <w:lvlText w:val="%9."/>
+      <w:lvlJc w:val="left"/>
+      <w:pPr>
+        <w:tabs>
+          <w:tab w:val="num" w:pos="6480"/>
+        </w:tabs>
+        <w:ind w:left="6480" w:hanging="360"/>
+      </w:pPr>
+    </w:lvl>
+  </w:abstractNum>
+  <w:abstractNum w:abstractNumId="1" w15:restartNumberingAfterBreak="0">
+    <w:nsid w:val="26AC5E9A"/>
+    <w:multiLevelType w:val="multilevel"/>
+    <w:tmpl w:val="E8861452"/>
+    <w:lvl w:ilvl="0">
+      <w:start w:val="1"/>
+      <w:numFmt w:val="decimal"/>
+      <w:lvlText w:val="%1."/>
+      <w:lvlJc w:val="left"/>
+      <w:pPr>
+        <w:tabs>
+          <w:tab w:val="num" w:pos="720"/>
+        </w:tabs>
+        <w:ind w:left="720" w:hanging="360"/>
+      </w:pPr>
+    </w:lvl>
+    <w:lvl w:ilvl="1" w:tentative="1">
+      <w:start w:val="1"/>
+      <w:numFmt w:val="decimal"/>
+      <w:lvlText w:val="%2."/>
+      <w:lvlJc w:val="left"/>
+      <w:pPr>
+        <w:tabs>
+          <w:tab w:val="num" w:pos="1440"/>
+        </w:tabs>
+        <w:ind w:left="1440" w:hanging="360"/>
+      </w:pPr>
+    </w:lvl>
+    <w:lvl w:ilvl="2" w:tentative="1">
+      <w:start w:val="1"/>
+      <w:numFmt w:val="decimal"/>
+      <w:lvlText w:val="%3."/>
+      <w:lvlJc w:val="left"/>
+      <w:pPr>
+        <w:tabs>
+          <w:tab w:val="num" w:pos="2160"/>
+        </w:tabs>
+        <w:ind w:left="2160" w:hanging="360"/>
+      </w:pPr>
+    </w:lvl>
+    <w:lvl w:ilvl="3" w:tentative="1">
+      <w:start w:val="1"/>
+      <w:numFmt w:val="decimal"/>
+      <w:lvlText w:val="%4."/>
+      <w:lvlJc w:val="left"/>
+      <w:pPr>
+        <w:tabs>
+          <w:tab w:val="num" w:pos="2880"/>
+        </w:tabs>
+        <w:ind w:left="2880" w:hanging="360"/>
+      </w:pPr>
+    </w:lvl>
+    <w:lvl w:ilvl="4" w:tentative="1">
+      <w:start w:val="1"/>
+      <w:numFmt w:val="decimal"/>
+      <w:lvlText w:val="%5."/>
+      <w:lvlJc w:val="left"/>
+      <w:pPr>
+        <w:tabs>
+          <w:tab w:val="num" w:pos="3600"/>
+        </w:tabs>
+        <w:ind w:left="3600" w:hanging="360"/>
+      </w:pPr>
+    </w:lvl>
+    <w:lvl w:ilvl="5" w:tentative="1">
+      <w:start w:val="1"/>
+      <w:numFmt w:val="decimal"/>
+      <w:lvlText w:val="%6."/>
+      <w:lvlJc w:val="left"/>
+      <w:pPr>
+        <w:tabs>
+          <w:tab w:val="num" w:pos="4320"/>
+        </w:tabs>
+        <w:ind w:left="4320" w:hanging="360"/>
+      </w:pPr>
+    </w:lvl>
+    <w:lvl w:ilvl="6" w:tentative="1">
+      <w:start w:val="1"/>
+      <w:numFmt w:val="decimal"/>
+      <w:lvlText w:val="%7."/>
+      <w:lvlJc w:val="left"/>
+      <w:pPr>
+        <w:tabs>
+          <w:tab w:val="num" w:pos="5040"/>
+        </w:tabs>
+        <w:ind w:left="5040" w:hanging="360"/>
+      </w:pPr>
+    </w:lvl>
+    <w:lvl w:ilvl="7" w:tentative="1">
+      <w:start w:val="1"/>
+      <w:numFmt w:val="decimal"/>
+      <w:lvlText w:val="%8."/>
+      <w:lvlJc w:val="left"/>
+      <w:pPr>
+        <w:tabs>
+          <w:tab w:val="num" w:pos="5760"/>
+        </w:tabs>
+        <w:ind w:left="5760" w:hanging="360"/>
+      </w:pPr>
+    </w:lvl>
+    <w:lvl w:ilvl="8" w:tentative="1">
+      <w:start w:val="1"/>
+      <w:numFmt w:val="decimal"/>
+      <w:lvlText w:val="%9."/>
+      <w:lvlJc w:val="left"/>
+      <w:pPr>
+        <w:tabs>
+          <w:tab w:val="num" w:pos="6480"/>
+        </w:tabs>
+        <w:ind w:left="6480" w:hanging="360"/>
+      </w:pPr>
+    </w:lvl>
+  </w:abstractNum>
+  <w:abstractNum w:abstractNumId="2" w15:restartNumberingAfterBreak="0">
+    <w:nsid w:val="2F5A5253"/>
+    <w:multiLevelType w:val="multilevel"/>
+    <w:tmpl w:val="0296B4FA"/>
+    <w:lvl w:ilvl="0">
+      <w:start w:val="1"/>
+      <w:numFmt w:val="bullet"/>
+      <w:lvlText w:val=""/>
+      <w:lvlJc w:val="left"/>
+      <w:pPr>
+        <w:tabs>
+          <w:tab w:val="num" w:pos="720"/>
+        </w:tabs>
+        <w:ind w:left="720" w:hanging="360"/>
+      </w:pPr>
+      <w:rPr>
+        <w:rFonts w:ascii="Symbol" w:hAnsi="Symbol" w:hint="default"/>
+        <w:sz w:val="20"/>
+      </w:rPr>
+    </w:lvl>
+    <w:lvl w:ilvl="1" w:tentative="1">
+      <w:start w:val="1"/>
+      <w:numFmt w:val="bullet"/>
+      <w:lvlText w:val="o"/>
+      <w:lvlJc w:val="left"/>
+      <w:pPr>
+        <w:tabs>
+          <w:tab w:val="num" w:pos="1440"/>
+        </w:tabs>
+        <w:ind w:left="1440" w:hanging="360"/>
+      </w:pPr>
+      <w:rPr>
+        <w:rFonts w:ascii="Courier New" w:hAnsi="Courier New" w:hint="default"/>
+        <w:sz w:val="20"/>
+      </w:rPr>
+    </w:lvl>
+    <w:lvl w:ilvl="2" w:tentative="1">
+      <w:start w:val="1"/>
+      <w:numFmt w:val="bullet"/>
+      <w:lvlText w:val=""/>
+      <w:lvlJc w:val="left"/>
+      <w:pPr>
+        <w:tabs>
+          <w:tab w:val="num" w:pos="2160"/>
+        </w:tabs>
+        <w:ind w:left="2160" w:hanging="360"/>
+      </w:pPr>
+      <w:rPr>
+        <w:rFonts w:ascii="Wingdings" w:hAnsi="Wingdings" w:hint="default"/>
+        <w:sz w:val="20"/>
+      </w:rPr>
+    </w:lvl>
+    <w:lvl w:ilvl="3" w:tentative="1">
+      <w:start w:val="1"/>
+      <w:numFmt w:val="bullet"/>
+      <w:lvlText w:val=""/>
+      <w:lvlJc w:val="left"/>
+      <w:pPr>
+        <w:tabs>
+          <w:tab w:val="num" w:pos="2880"/>
+        </w:tabs>
+        <w:ind w:left="2880" w:hanging="360"/>
+      </w:pPr>
+      <w:rPr>
+        <w:rFonts w:ascii="Wingdings" w:hAnsi="Wingdings" w:hint="default"/>
+        <w:sz w:val="20"/>
+      </w:rPr>
+    </w:lvl>
+    <w:lvl w:ilvl="4" w:tentative="1">
+      <w:start w:val="1"/>
+      <w:numFmt w:val="bullet"/>
+      <w:lvlText w:val=""/>
+      <w:lvlJc w:val="left"/>
+      <w:pPr>
+        <w:tabs>
+          <w:tab w:val="num" w:pos="3600"/>
+        </w:tabs>
+        <w:ind w:left="3600" w:hanging="360"/>
+      </w:pPr>
+      <w:rPr>
+        <w:rFonts w:ascii="Wingdings" w:hAnsi="Wingdings" w:hint="default"/>
+        <w:sz w:val="20"/>
+      </w:rPr>
+    </w:lvl>
+    <w:lvl w:ilvl="5" w:tentative="1">
+      <w:start w:val="1"/>
+      <w:numFmt w:val="bullet"/>
+      <w:lvlText w:val=""/>
+      <w:lvlJc w:val="left"/>
+      <w:pPr>
+        <w:tabs>
+          <w:tab w:val="num" w:pos="4320"/>
+        </w:tabs>
+        <w:ind w:left="4320" w:hanging="360"/>
+      </w:pPr>
+      <w:rPr>
+        <w:rFonts w:ascii="Wingdings" w:hAnsi="Wingdings" w:hint="default"/>
+        <w:sz w:val="20"/>
+      </w:rPr>
+    </w:lvl>
+    <w:lvl w:ilvl="6" w:tentative="1">
+      <w:start w:val="1"/>
+      <w:numFmt w:val="bullet"/>
+      <w:lvlText w:val=""/>
+      <w:lvlJc w:val="left"/>
+      <w:pPr>
+        <w:tabs>
+          <w:tab w:val="num" w:pos="5040"/>
+        </w:tabs>
+        <w:ind w:left="5040" w:hanging="360"/>
+      </w:pPr>
+      <w:rPr>
+        <w:rFonts w:ascii="Wingdings" w:hAnsi="Wingdings" w:hint="default"/>
+        <w:sz w:val="20"/>
+      </w:rPr>
+    </w:lvl>
+    <w:lvl w:ilvl="7" w:tentative="1">
+      <w:start w:val="1"/>
+      <w:numFmt w:val="bullet"/>
+      <w:lvlText w:val=""/>
+      <w:lvlJc w:val="left"/>
+      <w:pPr>
+        <w:tabs>
+          <w:tab w:val="num" w:pos="5760"/>
+        </w:tabs>
+        <w:ind w:left="5760" w:hanging="360"/>
+      </w:pPr>
+      <w:rPr>
+        <w:rFonts w:ascii="Wingdings" w:hAnsi="Wingdings" w:hint="default"/>
+        <w:sz w:val="20"/>
+      </w:rPr>
+    </w:lvl>
+    <w:lvl w:ilvl="8" w:tentative="1">
+      <w:start w:val="1"/>
+      <w:numFmt w:val="bullet"/>
+      <w:lvlText w:val=""/>
+      <w:lvlJc w:val="left"/>
+      <w:pPr>
+        <w:tabs>
+          <w:tab w:val="num" w:pos="6480"/>
+        </w:tabs>
+        <w:ind w:left="6480" w:hanging="360"/>
+      </w:pPr>
+      <w:rPr>
+        <w:rFonts w:ascii="Wingdings" w:hAnsi="Wingdings" w:hint="default"/>
+        <w:sz w:val="20"/>
+      </w:rPr>
+    </w:lvl>
+  </w:abstractNum>
+  <w:abstractNum w:abstractNumId="3" w15:restartNumberingAfterBreak="0">
+    <w:nsid w:val="2FE34C55"/>
+    <w:multiLevelType w:val="multilevel"/>
+    <w:tmpl w:val="4C8C22DC"/>
+    <w:lvl w:ilvl="0">
+      <w:start w:val="1"/>
+      <w:numFmt w:val="bullet"/>
+      <w:lvlText w:val=""/>
+      <w:lvlJc w:val="left"/>
+      <w:pPr>
+        <w:tabs>
+          <w:tab w:val="num" w:pos="720"/>
+        </w:tabs>
+        <w:ind w:left="720" w:hanging="360"/>
+      </w:pPr>
+      <w:rPr>
+        <w:rFonts w:ascii="Symbol" w:hAnsi="Symbol" w:hint="default"/>
+        <w:sz w:val="20"/>
+      </w:rPr>
+    </w:lvl>
+    <w:lvl w:ilvl="1" w:tentative="1">
+      <w:start w:val="1"/>
+      <w:numFmt w:val="bullet"/>
+      <w:lvlText w:val="o"/>
+      <w:lvlJc w:val="left"/>
+      <w:pPr>
+        <w:tabs>
+          <w:tab w:val="num" w:pos="1440"/>
+        </w:tabs>
+        <w:ind w:left="1440" w:hanging="360"/>
+      </w:pPr>
+      <w:rPr>
+        <w:rFonts w:ascii="Courier New" w:hAnsi="Courier New" w:hint="default"/>
+        <w:sz w:val="20"/>
+      </w:rPr>
+    </w:lvl>
+    <w:lvl w:ilvl="2" w:tentative="1">
+      <w:start w:val="1"/>
+      <w:numFmt w:val="bullet"/>
+      <w:lvlText w:val=""/>
+      <w:lvlJc w:val="left"/>
+      <w:pPr>
+        <w:tabs>
+          <w:tab w:val="num" w:pos="2160"/>
+        </w:tabs>
+        <w:ind w:left="2160" w:hanging="360"/>
+      </w:pPr>
+      <w:rPr>
+        <w:rFonts w:ascii="Wingdings" w:hAnsi="Wingdings" w:hint="default"/>
+        <w:sz w:val="20"/>
+      </w:rPr>
+    </w:lvl>
+    <w:lvl w:ilvl="3" w:tentative="1">
+      <w:start w:val="1"/>
+      <w:numFmt w:val="bullet"/>
+      <w:lvlText w:val=""/>
+      <w:lvlJc w:val="left"/>
+      <w:pPr>
+        <w:tabs>
+          <w:tab w:val="num" w:pos="2880"/>
+        </w:tabs>
+        <w:ind w:left="2880" w:hanging="360"/>
+      </w:pPr>
+      <w:rPr>
+        <w:rFonts w:ascii="Wingdings" w:hAnsi="Wingdings" w:hint="default"/>
+        <w:sz w:val="20"/>
+      </w:rPr>
+    </w:lvl>
+    <w:lvl w:ilvl="4" w:tentative="1">
+      <w:start w:val="1"/>
+      <w:numFmt w:val="bullet"/>
+      <w:lvlText w:val=""/>
+      <w:lvlJc w:val="left"/>
+      <w:pPr>
+        <w:tabs>
+          <w:tab w:val="num" w:pos="3600"/>
+        </w:tabs>
+        <w:ind w:left="3600" w:hanging="360"/>
+      </w:pPr>
+      <w:rPr>
+        <w:rFonts w:ascii="Wingdings" w:hAnsi="Wingdings" w:hint="default"/>
+        <w:sz w:val="20"/>
+      </w:rPr>
+    </w:lvl>
+    <w:lvl w:ilvl="5" w:tentative="1">
+      <w:start w:val="1"/>
+      <w:numFmt w:val="bullet"/>
+      <w:lvlText w:val=""/>
+      <w:lvlJc w:val="left"/>
+      <w:pPr>
+        <w:tabs>
+          <w:tab w:val="num" w:pos="4320"/>
+        </w:tabs>
+        <w:ind w:left="4320" w:hanging="360"/>
+      </w:pPr>
+      <w:rPr>
+        <w:rFonts w:ascii="Wingdings" w:hAnsi="Wingdings" w:hint="default"/>
+        <w:sz w:val="20"/>
+      </w:rPr>
+    </w:lvl>
+    <w:lvl w:ilvl="6" w:tentative="1">
+      <w:start w:val="1"/>
+      <w:numFmt w:val="bullet"/>
+      <w:lvlText w:val=""/>
+      <w:lvlJc w:val="left"/>
+      <w:pPr>
+        <w:tabs>
+          <w:tab w:val="num" w:pos="5040"/>
+        </w:tabs>
+        <w:ind w:left="5040" w:hanging="360"/>
+      </w:pPr>
+      <w:rPr>
+        <w:rFonts w:ascii="Wingdings" w:hAnsi="Wingdings" w:hint="default"/>
+        <w:sz w:val="20"/>
+      </w:rPr>
+    </w:lvl>
+    <w:lvl w:ilvl="7" w:tentative="1">
+      <w:start w:val="1"/>
+      <w:numFmt w:val="bullet"/>
+      <w:lvlText w:val=""/>
+      <w:lvlJc w:val="left"/>
+      <w:pPr>
+        <w:tabs>
+          <w:tab w:val="num" w:pos="5760"/>
+        </w:tabs>
+        <w:ind w:left="5760" w:hanging="360"/>
+      </w:pPr>
+      <w:rPr>
+        <w:rFonts w:ascii="Wingdings" w:hAnsi="Wingdings" w:hint="default"/>
+        <w:sz w:val="20"/>
+      </w:rPr>
+    </w:lvl>
+    <w:lvl w:ilvl="8" w:tentative="1">
+      <w:start w:val="1"/>
+      <w:numFmt w:val="bullet"/>
+      <w:lvlText w:val=""/>
+      <w:lvlJc w:val="left"/>
+      <w:pPr>
+        <w:tabs>
+          <w:tab w:val="num" w:pos="6480"/>
+        </w:tabs>
+        <w:ind w:left="6480" w:hanging="360"/>
+      </w:pPr>
+      <w:rPr>
+        <w:rFonts w:ascii="Wingdings" w:hAnsi="Wingdings" w:hint="default"/>
+        <w:sz w:val="20"/>
+      </w:rPr>
+    </w:lvl>
+  </w:abstractNum>
+  <w:abstractNum w:abstractNumId="4" w15:restartNumberingAfterBreak="0">
+    <w:nsid w:val="39BF0AA0"/>
+    <w:multiLevelType w:val="multilevel"/>
+    <w:tmpl w:val="A60A71A4"/>
+    <w:lvl w:ilvl="0">
+      <w:start w:val="1"/>
+      <w:numFmt w:val="bullet"/>
+      <w:lvlText w:val=""/>
+      <w:lvlJc w:val="left"/>
+      <w:pPr>
+        <w:tabs>
+          <w:tab w:val="num" w:pos="720"/>
+        </w:tabs>
+        <w:ind w:left="720" w:hanging="360"/>
+      </w:pPr>
+      <w:rPr>
+        <w:rFonts w:ascii="Symbol" w:hAnsi="Symbol" w:hint="default"/>
+        <w:sz w:val="20"/>
+      </w:rPr>
+    </w:lvl>
+    <w:lvl w:ilvl="1" w:tentative="1">
+      <w:start w:val="1"/>
+      <w:numFmt w:val="bullet"/>
+      <w:lvlText w:val="o"/>
+      <w:lvlJc w:val="left"/>
+      <w:pPr>
+        <w:tabs>
+          <w:tab w:val="num" w:pos="1440"/>
+        </w:tabs>
+        <w:ind w:left="1440" w:hanging="360"/>
+      </w:pPr>
+      <w:rPr>
+        <w:rFonts w:ascii="Courier New" w:hAnsi="Courier New" w:hint="default"/>
+        <w:sz w:val="20"/>
+      </w:rPr>
+    </w:lvl>
+    <w:lvl w:ilvl="2" w:tentative="1">
+      <w:start w:val="1"/>
+      <w:numFmt w:val="bullet"/>
+      <w:lvlText w:val=""/>
+      <w:lvlJc w:val="left"/>
+      <w:pPr>
+        <w:tabs>
+          <w:tab w:val="num" w:pos="2160"/>
+        </w:tabs>
+        <w:ind w:left="2160" w:hanging="360"/>
+      </w:pPr>
+      <w:rPr>
+        <w:rFonts w:ascii="Wingdings" w:hAnsi="Wingdings" w:hint="default"/>
+        <w:sz w:val="20"/>
+      </w:rPr>
+    </w:lvl>
+    <w:lvl w:ilvl="3" w:tentative="1">
+      <w:start w:val="1"/>
+      <w:numFmt w:val="bullet"/>
+      <w:lvlText w:val=""/>
+      <w:lvlJc w:val="left"/>
+      <w:pPr>
+        <w:tabs>
+          <w:tab w:val="num" w:pos="2880"/>
+        </w:tabs>
+        <w:ind w:left="2880" w:hanging="360"/>
+      </w:pPr>
+      <w:rPr>
+        <w:rFonts w:ascii="Wingdings" w:hAnsi="Wingdings" w:hint="default"/>
+        <w:sz w:val="20"/>
+      </w:rPr>
+    </w:lvl>
+    <w:lvl w:ilvl="4" w:tentative="1">
+      <w:start w:val="1"/>
+      <w:numFmt w:val="bullet"/>
+      <w:lvlText w:val=""/>
+      <w:lvlJc w:val="left"/>
+      <w:pPr>
+        <w:tabs>
+          <w:tab w:val="num" w:pos="3600"/>
+        </w:tabs>
+        <w:ind w:left="3600" w:hanging="360"/>
+      </w:pPr>
+      <w:rPr>
+        <w:rFonts w:ascii="Wingdings" w:hAnsi="Wingdings" w:hint="default"/>
+        <w:sz w:val="20"/>
+      </w:rPr>
+    </w:lvl>
+    <w:lvl w:ilvl="5" w:tentative="1">
+      <w:start w:val="1"/>
+      <w:numFmt w:val="bullet"/>
+      <w:lvlText w:val=""/>
+      <w:lvlJc w:val="left"/>
+      <w:pPr>
+        <w:tabs>
+          <w:tab w:val="num" w:pos="4320"/>
+        </w:tabs>
+        <w:ind w:left="4320" w:hanging="360"/>
+      </w:pPr>
+      <w:rPr>
+        <w:rFonts w:ascii="Wingdings" w:hAnsi="Wingdings" w:hint="default"/>
+        <w:sz w:val="20"/>
+      </w:rPr>
+    </w:lvl>
+    <w:lvl w:ilvl="6" w:tentative="1">
+      <w:start w:val="1"/>
+      <w:numFmt w:val="bullet"/>
+      <w:lvlText w:val=""/>
+      <w:lvlJc w:val="left"/>
+      <w:pPr>
+        <w:tabs>
+          <w:tab w:val="num" w:pos="5040"/>
+        </w:tabs>
+        <w:ind w:left="5040" w:hanging="360"/>
+      </w:pPr>
+      <w:rPr>
+        <w:rFonts w:ascii="Wingdings" w:hAnsi="Wingdings" w:hint="default"/>
+        <w:sz w:val="20"/>
+      </w:rPr>
+    </w:lvl>
+    <w:lvl w:ilvl="7" w:tentative="1">
+      <w:start w:val="1"/>
+      <w:numFmt w:val="bullet"/>
+      <w:lvlText w:val=""/>
+      <w:lvlJc w:val="left"/>
+      <w:pPr>
+        <w:tabs>
+          <w:tab w:val="num" w:pos="5760"/>
+        </w:tabs>
+        <w:ind w:left="5760" w:hanging="360"/>
+      </w:pPr>
+      <w:rPr>
+        <w:rFonts w:ascii="Wingdings" w:hAnsi="Wingdings" w:hint="default"/>
+        <w:sz w:val="20"/>
+      </w:rPr>
+    </w:lvl>
+    <w:lvl w:ilvl="8" w:tentative="1">
+      <w:start w:val="1"/>
+      <w:numFmt w:val="bullet"/>
+      <w:lvlText w:val=""/>
+      <w:lvlJc w:val="left"/>
+      <w:pPr>
+        <w:tabs>
+          <w:tab w:val="num" w:pos="6480"/>
+        </w:tabs>
+        <w:ind w:left="6480" w:hanging="360"/>
+      </w:pPr>
+      <w:rPr>
+        <w:rFonts w:ascii="Wingdings" w:hAnsi="Wingdings" w:hint="default"/>
+        <w:sz w:val="20"/>
+      </w:rPr>
+    </w:lvl>
+  </w:abstractNum>
+  <w:abstractNum w:abstractNumId="5" w15:restartNumberingAfterBreak="0">
+    <w:nsid w:val="471834EE"/>
+    <w:multiLevelType w:val="hybridMultilevel"/>
+    <w:tmpl w:val="92EE2C9E"/>
+    <w:lvl w:ilvl="0" w:tplc="0419000F">
+      <w:start w:val="1"/>
+      <w:numFmt w:val="decimal"/>
+      <w:lvlText w:val="%1."/>
+      <w:lvlJc w:val="left"/>
+      <w:pPr>
+        <w:ind w:left="720" w:hanging="360"/>
+      </w:pPr>
+      <w:rPr>
+        <w:rFonts w:hint="default"/>
+      </w:rPr>
+    </w:lvl>
+    <w:lvl w:ilvl="1" w:tplc="04190019" w:tentative="1">
+      <w:start w:val="1"/>
+      <w:numFmt w:val="lowerLetter"/>
+      <w:lvlText w:val="%2."/>
+      <w:lvlJc w:val="left"/>
+      <w:pPr>
+        <w:ind w:left="1440" w:hanging="360"/>
+      </w:pPr>
+    </w:lvl>
+    <w:lvl w:ilvl="2" w:tplc="0419001B" w:tentative="1">
+      <w:start w:val="1"/>
+      <w:numFmt w:val="lowerRoman"/>
+      <w:lvlText w:val="%3."/>
+      <w:lvlJc w:val="right"/>
+      <w:pPr>
+        <w:ind w:left="2160" w:hanging="180"/>
+      </w:pPr>
+    </w:lvl>
+    <w:lvl w:ilvl="3" w:tplc="0419000F" w:tentative="1">
+      <w:start w:val="1"/>
+      <w:numFmt w:val="decimal"/>
+      <w:lvlText w:val="%4."/>
+      <w:lvlJc w:val="left"/>
+      <w:pPr>
+        <w:ind w:left="2880" w:hanging="360"/>
+      </w:pPr>
+    </w:lvl>
+    <w:lvl w:ilvl="4" w:tplc="04190019" w:tentative="1">
+      <w:start w:val="1"/>
+      <w:numFmt w:val="lowerLetter"/>
+      <w:lvlText w:val="%5."/>
+      <w:lvlJc w:val="left"/>
+      <w:pPr>
+        <w:ind w:left="3600" w:hanging="360"/>
+      </w:pPr>
+    </w:lvl>
+    <w:lvl w:ilvl="5" w:tplc="0419001B" w:tentative="1">
+      <w:start w:val="1"/>
+      <w:numFmt w:val="lowerRoman"/>
+      <w:lvlText w:val="%6."/>
+      <w:lvlJc w:val="right"/>
+      <w:pPr>
+        <w:ind w:left="4320" w:hanging="180"/>
+      </w:pPr>
+    </w:lvl>
+    <w:lvl w:ilvl="6" w:tplc="0419000F" w:tentative="1">
+      <w:start w:val="1"/>
+      <w:numFmt w:val="decimal"/>
+      <w:lvlText w:val="%7."/>
+      <w:lvlJc w:val="left"/>
+      <w:pPr>
+        <w:ind w:left="5040" w:hanging="360"/>
+      </w:pPr>
+    </w:lvl>
+    <w:lvl w:ilvl="7" w:tplc="04190019" w:tentative="1">
+      <w:start w:val="1"/>
+      <w:numFmt w:val="lowerLetter"/>
+      <w:lvlText w:val="%8."/>
+      <w:lvlJc w:val="left"/>
+      <w:pPr>
+        <w:ind w:left="5760" w:hanging="360"/>
+      </w:pPr>
+    </w:lvl>
+    <w:lvl w:ilvl="8" w:tplc="0419001B" w:tentative="1">
+      <w:start w:val="1"/>
+      <w:numFmt w:val="lowerRoman"/>
+      <w:lvlText w:val="%9."/>
+      <w:lvlJc w:val="right"/>
+      <w:pPr>
+        <w:ind w:left="6480" w:hanging="180"/>
+      </w:pPr>
+    </w:lvl>
+  </w:abstractNum>
+  <w:abstractNum w:abstractNumId="6" w15:restartNumberingAfterBreak="0">
+    <w:nsid w:val="6AAA3895"/>
+    <w:multiLevelType w:val="multilevel"/>
+    <w:tmpl w:val="E6F83450"/>
+    <w:lvl w:ilvl="0">
+      <w:start w:val="2"/>
+      <w:numFmt w:val="decimal"/>
+      <w:lvlText w:val="%1."/>
+      <w:lvlJc w:val="left"/>
+      <w:pPr>
+        <w:tabs>
+          <w:tab w:val="num" w:pos="720"/>
+        </w:tabs>
+        <w:ind w:left="720" w:hanging="360"/>
+      </w:pPr>
+    </w:lvl>
+    <w:lvl w:ilvl="1" w:tentative="1">
+      <w:start w:val="1"/>
+      <w:numFmt w:val="decimal"/>
+      <w:lvlText w:val="%2."/>
+      <w:lvlJc w:val="left"/>
+      <w:pPr>
+        <w:tabs>
+          <w:tab w:val="num" w:pos="1440"/>
+        </w:tabs>
+        <w:ind w:left="1440" w:hanging="360"/>
+      </w:pPr>
+    </w:lvl>
+    <w:lvl w:ilvl="2" w:tentative="1">
+      <w:start w:val="1"/>
+      <w:numFmt w:val="decimal"/>
+      <w:lvlText w:val="%3."/>
+      <w:lvlJc w:val="left"/>
+      <w:pPr>
+        <w:tabs>
+          <w:tab w:val="num" w:pos="2160"/>
+        </w:tabs>
+        <w:ind w:left="2160" w:hanging="360"/>
+      </w:pPr>
+    </w:lvl>
+    <w:lvl w:ilvl="3" w:tentative="1">
+      <w:start w:val="1"/>
+      <w:numFmt w:val="decimal"/>
+      <w:lvlText w:val="%4."/>
+      <w:lvlJc w:val="left"/>
+      <w:pPr>
+        <w:tabs>
+          <w:tab w:val="num" w:pos="2880"/>
+        </w:tabs>
+        <w:ind w:left="2880" w:hanging="360"/>
+      </w:pPr>
+    </w:lvl>
+    <w:lvl w:ilvl="4" w:tentative="1">
+      <w:start w:val="1"/>
+      <w:numFmt w:val="decimal"/>
+      <w:lvlText w:val="%5."/>
+      <w:lvlJc w:val="left"/>
+      <w:pPr>
+        <w:tabs>
+          <w:tab w:val="num" w:pos="3600"/>
+        </w:tabs>
+        <w:ind w:left="3600" w:hanging="360"/>
+      </w:pPr>
+    </w:lvl>
+    <w:lvl w:ilvl="5" w:tentative="1">
+      <w:start w:val="1"/>
+      <w:numFmt w:val="decimal"/>
+      <w:lvlText w:val="%6."/>
+      <w:lvlJc w:val="left"/>
+      <w:pPr>
+        <w:tabs>
+          <w:tab w:val="num" w:pos="4320"/>
+        </w:tabs>
+        <w:ind w:left="4320" w:hanging="360"/>
+      </w:pPr>
+    </w:lvl>
+    <w:lvl w:ilvl="6" w:tentative="1">
+      <w:start w:val="1"/>
+      <w:numFmt w:val="decimal"/>
+      <w:lvlText w:val="%7."/>
+      <w:lvlJc w:val="left"/>
+      <w:pPr>
+        <w:tabs>
+          <w:tab w:val="num" w:pos="5040"/>
+        </w:tabs>
+        <w:ind w:left="5040" w:hanging="360"/>
+      </w:pPr>
+    </w:lvl>
+    <w:lvl w:ilvl="7" w:tentative="1">
+      <w:start w:val="1"/>
+      <w:numFmt w:val="decimal"/>
+      <w:lvlText w:val="%8."/>
+      <w:lvlJc w:val="left"/>
+      <w:pPr>
+        <w:tabs>
+          <w:tab w:val="num" w:pos="5760"/>
+        </w:tabs>
+        <w:ind w:left="5760" w:hanging="360"/>
+      </w:pPr>
+    </w:lvl>
+    <w:lvl w:ilvl="8" w:tentative="1">
+      <w:start w:val="1"/>
+      <w:numFmt w:val="decimal"/>
+      <w:lvlText w:val="%9."/>
+      <w:lvlJc w:val="left"/>
+      <w:pPr>
+        <w:tabs>
+          <w:tab w:val="num" w:pos="6480"/>
+        </w:tabs>
+        <w:ind w:left="6480" w:hanging="360"/>
+      </w:pPr>
+    </w:lvl>
+  </w:abstractNum>
+  <w:abstractNum w:abstractNumId="7" w15:restartNumberingAfterBreak="0">
+    <w:nsid w:val="6FEB5AE4"/>
+    <w:multiLevelType w:val="hybridMultilevel"/>
+    <w:tmpl w:val="AAC0205E"/>
+    <w:lvl w:ilvl="0" w:tplc="04190011">
+      <w:start w:val="1"/>
+      <w:numFmt w:val="decimal"/>
+      <w:lvlText w:val="%1)"/>
+      <w:lvlJc w:val="left"/>
+      <w:pPr>
+        <w:ind w:left="720" w:hanging="360"/>
+      </w:pPr>
+      <w:rPr>
+        <w:rFonts w:hint="default"/>
+      </w:rPr>
+    </w:lvl>
+    <w:lvl w:ilvl="1" w:tplc="04190019" w:tentative="1">
+      <w:start w:val="1"/>
+      <w:numFmt w:val="lowerLetter"/>
+      <w:lvlText w:val="%2."/>
+      <w:lvlJc w:val="left"/>
+      <w:pPr>
+        <w:ind w:left="1440" w:hanging="360"/>
+      </w:pPr>
+    </w:lvl>
+    <w:lvl w:ilvl="2" w:tplc="0419001B" w:tentative="1">
+      <w:start w:val="1"/>
+      <w:numFmt w:val="lowerRoman"/>
+      <w:lvlText w:val="%3."/>
+      <w:lvlJc w:val="right"/>
+      <w:pPr>
+        <w:ind w:left="2160" w:hanging="180"/>
+      </w:pPr>
+    </w:lvl>
+    <w:lvl w:ilvl="3" w:tplc="0419000F" w:tentative="1">
+      <w:start w:val="1"/>
+      <w:numFmt w:val="decimal"/>
+      <w:lvlText w:val="%4."/>
+      <w:lvlJc w:val="left"/>
+      <w:pPr>
+        <w:ind w:left="2880" w:hanging="360"/>
+      </w:pPr>
+    </w:lvl>
+    <w:lvl w:ilvl="4" w:tplc="04190019" w:tentative="1">
+      <w:start w:val="1"/>
+      <w:numFmt w:val="lowerLetter"/>
+      <w:lvlText w:val="%5."/>
+      <w:lvlJc w:val="left"/>
+      <w:pPr>
+        <w:ind w:left="3600" w:hanging="360"/>
+      </w:pPr>
+    </w:lvl>
+    <w:lvl w:ilvl="5" w:tplc="0419001B" w:tentative="1">
+      <w:start w:val="1"/>
+      <w:numFmt w:val="lowerRoman"/>
+      <w:lvlText w:val="%6."/>
+      <w:lvlJc w:val="right"/>
+      <w:pPr>
+        <w:ind w:left="4320" w:hanging="180"/>
+      </w:pPr>
+    </w:lvl>
+    <w:lvl w:ilvl="6" w:tplc="0419000F" w:tentative="1">
+      <w:start w:val="1"/>
+      <w:numFmt w:val="decimal"/>
+      <w:lvlText w:val="%7."/>
+      <w:lvlJc w:val="left"/>
+      <w:pPr>
+        <w:ind w:left="5040" w:hanging="360"/>
+      </w:pPr>
+    </w:lvl>
+    <w:lvl w:ilvl="7" w:tplc="04190019" w:tentative="1">
+      <w:start w:val="1"/>
+      <w:numFmt w:val="lowerLetter"/>
+      <w:lvlText w:val="%8."/>
+      <w:lvlJc w:val="left"/>
+      <w:pPr>
+        <w:ind w:left="5760" w:hanging="360"/>
+      </w:pPr>
+    </w:lvl>
+    <w:lvl w:ilvl="8" w:tplc="0419001B" w:tentative="1">
+      <w:start w:val="1"/>
+      <w:numFmt w:val="lowerRoman"/>
+      <w:lvlText w:val="%9."/>
+      <w:lvlJc w:val="right"/>
+      <w:pPr>
+        <w:ind w:left="6480" w:hanging="180"/>
+      </w:pPr>
+    </w:lvl>
+  </w:abstractNum>
+  <w:abstractNum w:abstractNumId="8" w15:restartNumberingAfterBreak="0">
+    <w:nsid w:val="76B1261B"/>
+    <w:multiLevelType w:val="multilevel"/>
+    <w:tmpl w:val="00D09ABE"/>
+    <w:lvl w:ilvl="0">
+      <w:start w:val="1"/>
+      <w:numFmt w:val="bullet"/>
+      <w:lvlText w:val=""/>
+      <w:lvlJc w:val="left"/>
+      <w:pPr>
+        <w:tabs>
+          <w:tab w:val="num" w:pos="720"/>
+        </w:tabs>
+        <w:ind w:left="720" w:hanging="360"/>
+      </w:pPr>
+      <w:rPr>
+        <w:rFonts w:ascii="Symbol" w:hAnsi="Symbol" w:hint="default"/>
+        <w:sz w:val="20"/>
+      </w:rPr>
+    </w:lvl>
+    <w:lvl w:ilvl="1" w:tentative="1">
+      <w:start w:val="1"/>
+      <w:numFmt w:val="bullet"/>
+      <w:lvlText w:val="o"/>
+      <w:lvlJc w:val="left"/>
+      <w:pPr>
+        <w:tabs>
+          <w:tab w:val="num" w:pos="1440"/>
+        </w:tabs>
+        <w:ind w:left="1440" w:hanging="360"/>
+      </w:pPr>
+      <w:rPr>
+        <w:rFonts w:ascii="Courier New" w:hAnsi="Courier New" w:hint="default"/>
+        <w:sz w:val="20"/>
+      </w:rPr>
+    </w:lvl>
+    <w:lvl w:ilvl="2" w:tentative="1">
+      <w:start w:val="1"/>
+      <w:numFmt w:val="bullet"/>
+      <w:lvlText w:val=""/>
+      <w:lvlJc w:val="left"/>
+      <w:pPr>
+        <w:tabs>
+          <w:tab w:val="num" w:pos="2160"/>
+        </w:tabs>
+        <w:ind w:left="2160" w:hanging="360"/>
+      </w:pPr>
+      <w:rPr>
+        <w:rFonts w:ascii="Wingdings" w:hAnsi="Wingdings" w:hint="default"/>
+        <w:sz w:val="20"/>
+      </w:rPr>
+    </w:lvl>
+    <w:lvl w:ilvl="3" w:tentative="1">
+      <w:start w:val="1"/>
+      <w:numFmt w:val="bullet"/>
+      <w:lvlText w:val=""/>
+      <w:lvlJc w:val="left"/>
+      <w:pPr>
+        <w:tabs>
+          <w:tab w:val="num" w:pos="2880"/>
+        </w:tabs>
+        <w:ind w:left="2880" w:hanging="360"/>
+      </w:pPr>
+      <w:rPr>
+        <w:rFonts w:ascii="Wingdings" w:hAnsi="Wingdings" w:hint="default"/>
+        <w:sz w:val="20"/>
+      </w:rPr>
+    </w:lvl>
+    <w:lvl w:ilvl="4" w:tentative="1">
+      <w:start w:val="1"/>
+      <w:numFmt w:val="bullet"/>
+      <w:lvlText w:val=""/>
+      <w:lvlJc w:val="left"/>
+      <w:pPr>
+        <w:tabs>
+          <w:tab w:val="num" w:pos="3600"/>
+        </w:tabs>
+        <w:ind w:left="3600" w:hanging="360"/>
+      </w:pPr>
+      <w:rPr>
+        <w:rFonts w:ascii="Wingdings" w:hAnsi="Wingdings" w:hint="default"/>
+        <w:sz w:val="20"/>
+      </w:rPr>
+    </w:lvl>
+    <w:lvl w:ilvl="5" w:tentative="1">
+      <w:start w:val="1"/>
+      <w:numFmt w:val="bullet"/>
+      <w:lvlText w:val=""/>
+      <w:lvlJc w:val="left"/>
+      <w:pPr>
+        <w:tabs>
+          <w:tab w:val="num" w:pos="4320"/>
+        </w:tabs>
+        <w:ind w:left="4320" w:hanging="360"/>
+      </w:pPr>
+      <w:rPr>
+        <w:rFonts w:ascii="Wingdings" w:hAnsi="Wingdings" w:hint="default"/>
+        <w:sz w:val="20"/>
+      </w:rPr>
+    </w:lvl>
+    <w:lvl w:ilvl="6" w:tentative="1">
+      <w:start w:val="1"/>
+      <w:numFmt w:val="bullet"/>
+      <w:lvlText w:val=""/>
+      <w:lvlJc w:val="left"/>
+      <w:pPr>
+        <w:tabs>
+          <w:tab w:val="num" w:pos="5040"/>
+        </w:tabs>
+        <w:ind w:left="5040" w:hanging="360"/>
+      </w:pPr>
+      <w:rPr>
+        <w:rFonts w:ascii="Wingdings" w:hAnsi="Wingdings" w:hint="default"/>
+        <w:sz w:val="20"/>
+      </w:rPr>
+    </w:lvl>
+    <w:lvl w:ilvl="7" w:tentative="1">
+      <w:start w:val="1"/>
+      <w:numFmt w:val="bullet"/>
+      <w:lvlText w:val=""/>
+      <w:lvlJc w:val="left"/>
+      <w:pPr>
+        <w:tabs>
+          <w:tab w:val="num" w:pos="5760"/>
+        </w:tabs>
+        <w:ind w:left="5760" w:hanging="360"/>
+      </w:pPr>
+      <w:rPr>
+        <w:rFonts w:ascii="Wingdings" w:hAnsi="Wingdings" w:hint="default"/>
+        <w:sz w:val="20"/>
+      </w:rPr>
+    </w:lvl>
+    <w:lvl w:ilvl="8" w:tentative="1">
+      <w:start w:val="1"/>
+      <w:numFmt w:val="bullet"/>
+      <w:lvlText w:val=""/>
+      <w:lvlJc w:val="left"/>
+      <w:pPr>
+        <w:tabs>
+          <w:tab w:val="num" w:pos="6480"/>
+        </w:tabs>
+        <w:ind w:left="6480" w:hanging="360"/>
+      </w:pPr>
+      <w:rPr>
+        <w:rFonts w:ascii="Wingdings" w:hAnsi="Wingdings" w:hint="default"/>
+        <w:sz w:val="20"/>
+      </w:rPr>
+    </w:lvl>
+  </w:abstractNum>
+  <w:abstractNum w:abstractNumId="9" w15:restartNumberingAfterBreak="0">
+    <w:nsid w:val="773503C3"/>
+    <w:multiLevelType w:val="multilevel"/>
+    <w:tmpl w:val="E23CC8E6"/>
+    <w:lvl w:ilvl="0">
+      <w:start w:val="1"/>
+      <w:numFmt w:val="bullet"/>
+      <w:lvlText w:val=""/>
+      <w:lvlJc w:val="left"/>
+      <w:pPr>
+        <w:tabs>
+          <w:tab w:val="num" w:pos="720"/>
+        </w:tabs>
+        <w:ind w:left="720" w:hanging="360"/>
+      </w:pPr>
+      <w:rPr>
+        <w:rFonts w:ascii="Symbol" w:hAnsi="Symbol" w:hint="default"/>
+        <w:sz w:val="20"/>
+      </w:rPr>
+    </w:lvl>
+    <w:lvl w:ilvl="1" w:tentative="1">
+      <w:start w:val="1"/>
+      <w:numFmt w:val="bullet"/>
+      <w:lvlText w:val="o"/>
+      <w:lvlJc w:val="left"/>
+      <w:pPr>
+        <w:tabs>
+          <w:tab w:val="num" w:pos="1440"/>
+        </w:tabs>
+        <w:ind w:left="1440" w:hanging="360"/>
+      </w:pPr>
+      <w:rPr>
+        <w:rFonts w:ascii="Courier New" w:hAnsi="Courier New" w:hint="default"/>
+        <w:sz w:val="20"/>
+      </w:rPr>
+    </w:lvl>
+    <w:lvl w:ilvl="2" w:tentative="1">
+      <w:start w:val="1"/>
+      <w:numFmt w:val="bullet"/>
+      <w:lvlText w:val=""/>
+      <w:lvlJc w:val="left"/>
+      <w:pPr>
+        <w:tabs>
+          <w:tab w:val="num" w:pos="2160"/>
+        </w:tabs>
+        <w:ind w:left="2160" w:hanging="360"/>
+      </w:pPr>
+      <w:rPr>
+        <w:rFonts w:ascii="Wingdings" w:hAnsi="Wingdings" w:hint="default"/>
+        <w:sz w:val="20"/>
+      </w:rPr>
+    </w:lvl>
+    <w:lvl w:ilvl="3" w:tentative="1">
+      <w:start w:val="1"/>
+      <w:numFmt w:val="bullet"/>
+      <w:lvlText w:val=""/>
+      <w:lvlJc w:val="left"/>
+      <w:pPr>
+        <w:tabs>
+          <w:tab w:val="num" w:pos="2880"/>
+        </w:tabs>
+        <w:ind w:left="2880" w:hanging="360"/>
+      </w:pPr>
+      <w:rPr>
+        <w:rFonts w:ascii="Wingdings" w:hAnsi="Wingdings" w:hint="default"/>
+        <w:sz w:val="20"/>
+      </w:rPr>
+    </w:lvl>
+    <w:lvl w:ilvl="4" w:tentative="1">
+      <w:start w:val="1"/>
+      <w:numFmt w:val="bullet"/>
+      <w:lvlText w:val=""/>
+      <w:lvlJc w:val="left"/>
+      <w:pPr>
+        <w:tabs>
+          <w:tab w:val="num" w:pos="3600"/>
+        </w:tabs>
+        <w:ind w:left="3600" w:hanging="360"/>
+      </w:pPr>
+      <w:rPr>
+        <w:rFonts w:ascii="Wingdings" w:hAnsi="Wingdings" w:hint="default"/>
+        <w:sz w:val="20"/>
+      </w:rPr>
+    </w:lvl>
+    <w:lvl w:ilvl="5" w:tentative="1">
+      <w:start w:val="1"/>
+      <w:numFmt w:val="bullet"/>
+      <w:lvlText w:val=""/>
+      <w:lvlJc w:val="left"/>
+      <w:pPr>
+        <w:tabs>
+          <w:tab w:val="num" w:pos="4320"/>
+        </w:tabs>
+        <w:ind w:left="4320" w:hanging="360"/>
+      </w:pPr>
+      <w:rPr>
+        <w:rFonts w:ascii="Wingdings" w:hAnsi="Wingdings" w:hint="default"/>
+        <w:sz w:val="20"/>
+      </w:rPr>
+    </w:lvl>
+    <w:lvl w:ilvl="6" w:tentative="1">
+      <w:start w:val="1"/>
+      <w:numFmt w:val="bullet"/>
+      <w:lvlText w:val=""/>
+      <w:lvlJc w:val="left"/>
+      <w:pPr>
+        <w:tabs>
+          <w:tab w:val="num" w:pos="5040"/>
+        </w:tabs>
+        <w:ind w:left="5040" w:hanging="360"/>
+      </w:pPr>
+      <w:rPr>
+        <w:rFonts w:ascii="Wingdings" w:hAnsi="Wingdings" w:hint="default"/>
+        <w:sz w:val="20"/>
+      </w:rPr>
+    </w:lvl>
+    <w:lvl w:ilvl="7" w:tentative="1">
+      <w:start w:val="1"/>
+      <w:numFmt w:val="bullet"/>
+      <w:lvlText w:val=""/>
+      <w:lvlJc w:val="left"/>
+      <w:pPr>
+        <w:tabs>
+          <w:tab w:val="num" w:pos="5760"/>
+        </w:tabs>
+        <w:ind w:left="5760" w:hanging="360"/>
+      </w:pPr>
+      <w:rPr>
+        <w:rFonts w:ascii="Wingdings" w:hAnsi="Wingdings" w:hint="default"/>
+        <w:sz w:val="20"/>
+      </w:rPr>
+    </w:lvl>
+    <w:lvl w:ilvl="8" w:tentative="1">
+      <w:start w:val="1"/>
+      <w:numFmt w:val="bullet"/>
+      <w:lvlText w:val=""/>
+      <w:lvlJc w:val="left"/>
+      <w:pPr>
+        <w:tabs>
+          <w:tab w:val="num" w:pos="6480"/>
+        </w:tabs>
+        <w:ind w:left="6480" w:hanging="360"/>
+      </w:pPr>
+      <w:rPr>
+        <w:rFonts w:ascii="Wingdings" w:hAnsi="Wingdings" w:hint="default"/>
+        <w:sz w:val="20"/>
+      </w:rPr>
+    </w:lvl>
+  </w:abstractNum>
+  <w:abstractNum w:abstractNumId="10" w15:restartNumberingAfterBreak="0">
+    <w:nsid w:val="7CB91AF0"/>
+    <w:multiLevelType w:val="multilevel"/>
+    <w:tmpl w:val="35D207B0"/>
+    <w:lvl w:ilvl="0">
+      <w:start w:val="1"/>
+      <w:numFmt w:val="bullet"/>
+      <w:lvlText w:val=""/>
+      <w:lvlJc w:val="left"/>
+      <w:pPr>
+        <w:tabs>
+          <w:tab w:val="num" w:pos="720"/>
+        </w:tabs>
+        <w:ind w:left="720" w:hanging="360"/>
+      </w:pPr>
+      <w:rPr>
+        <w:rFonts w:ascii="Symbol" w:hAnsi="Symbol" w:hint="default"/>
+        <w:sz w:val="20"/>
+      </w:rPr>
+    </w:lvl>
+    <w:lvl w:ilvl="1" w:tentative="1">
+      <w:start w:val="1"/>
+      <w:numFmt w:val="bullet"/>
+      <w:lvlText w:val="o"/>
+      <w:lvlJc w:val="left"/>
+      <w:pPr>
+        <w:tabs>
+          <w:tab w:val="num" w:pos="1440"/>
+        </w:tabs>
+        <w:ind w:left="1440" w:hanging="360"/>
+      </w:pPr>
+      <w:rPr>
+        <w:rFonts w:ascii="Courier New" w:hAnsi="Courier New" w:hint="default"/>
+        <w:sz w:val="20"/>
+      </w:rPr>
+    </w:lvl>
+    <w:lvl w:ilvl="2" w:tentative="1">
+      <w:start w:val="1"/>
+      <w:numFmt w:val="bullet"/>
+      <w:lvlText w:val=""/>
+      <w:lvlJc w:val="left"/>
+      <w:pPr>
+        <w:tabs>
+          <w:tab w:val="num" w:pos="2160"/>
+        </w:tabs>
+        <w:ind w:left="2160" w:hanging="360"/>
+      </w:pPr>
+      <w:rPr>
+        <w:rFonts w:ascii="Wingdings" w:hAnsi="Wingdings" w:hint="default"/>
+        <w:sz w:val="20"/>
+      </w:rPr>
+    </w:lvl>
+    <w:lvl w:ilvl="3" w:tentative="1">
+      <w:start w:val="1"/>
+      <w:numFmt w:val="bullet"/>
+      <w:lvlText w:val=""/>
+      <w:lvlJc w:val="left"/>
+      <w:pPr>
+        <w:tabs>
+          <w:tab w:val="num" w:pos="2880"/>
+        </w:tabs>
+        <w:ind w:left="2880" w:hanging="360"/>
+      </w:pPr>
+      <w:rPr>
+        <w:rFonts w:ascii="Wingdings" w:hAnsi="Wingdings" w:hint="default"/>
+        <w:sz w:val="20"/>
+      </w:rPr>
+    </w:lvl>
+    <w:lvl w:ilvl="4" w:tentative="1">
+      <w:start w:val="1"/>
+      <w:numFmt w:val="bullet"/>
+      <w:lvlText w:val=""/>
+      <w:lvlJc w:val="left"/>
+      <w:pPr>
+        <w:tabs>
+          <w:tab w:val="num" w:pos="3600"/>
+        </w:tabs>
+        <w:ind w:left="3600" w:hanging="360"/>
+      </w:pPr>
+      <w:rPr>
+        <w:rFonts w:ascii="Wingdings" w:hAnsi="Wingdings" w:hint="default"/>
+        <w:sz w:val="20"/>
+      </w:rPr>
+    </w:lvl>
+    <w:lvl w:ilvl="5" w:tentative="1">
+      <w:start w:val="1"/>
+      <w:numFmt w:val="bullet"/>
+      <w:lvlText w:val=""/>
+      <w:lvlJc w:val="left"/>
+      <w:pPr>
+        <w:tabs>
+          <w:tab w:val="num" w:pos="4320"/>
+        </w:tabs>
+        <w:ind w:left="4320" w:hanging="360"/>
+      </w:pPr>
+      <w:rPr>
+        <w:rFonts w:ascii="Wingdings" w:hAnsi="Wingdings" w:hint="default"/>
+        <w:sz w:val="20"/>
+      </w:rPr>
+    </w:lvl>
+    <w:lvl w:ilvl="6" w:tentative="1">
+      <w:start w:val="1"/>
+      <w:numFmt w:val="bullet"/>
+      <w:lvlText w:val=""/>
+      <w:lvlJc w:val="left"/>
+      <w:pPr>
+        <w:tabs>
+          <w:tab w:val="num" w:pos="5040"/>
+        </w:tabs>
+        <w:ind w:left="5040" w:hanging="360"/>
+      </w:pPr>
+      <w:rPr>
+        <w:rFonts w:ascii="Wingdings" w:hAnsi="Wingdings" w:hint="default"/>
+        <w:sz w:val="20"/>
+      </w:rPr>
+    </w:lvl>
+    <w:lvl w:ilvl="7" w:tentative="1">
+      <w:start w:val="1"/>
+      <w:numFmt w:val="bullet"/>
+      <w:lvlText w:val=""/>
+      <w:lvlJc w:val="left"/>
+      <w:pPr>
+        <w:tabs>
+          <w:tab w:val="num" w:pos="5760"/>
+        </w:tabs>
+        <w:ind w:left="5760" w:hanging="360"/>
+      </w:pPr>
+      <w:rPr>
+        <w:rFonts w:ascii="Wingdings" w:hAnsi="Wingdings" w:hint="default"/>
+        <w:sz w:val="20"/>
+      </w:rPr>
+    </w:lvl>
+    <w:lvl w:ilvl="8" w:tentative="1">
+      <w:start w:val="1"/>
+      <w:numFmt w:val="bullet"/>
+      <w:lvlText w:val=""/>
+      <w:lvlJc w:val="left"/>
+      <w:pPr>
+        <w:tabs>
+          <w:tab w:val="num" w:pos="6480"/>
+        </w:tabs>
+        <w:ind w:left="6480" w:hanging="360"/>
+      </w:pPr>
+      <w:rPr>
+        <w:rFonts w:ascii="Wingdings" w:hAnsi="Wingdings" w:hint="default"/>
+        <w:sz w:val="20"/>
+      </w:rPr>
+    </w:lvl>
+  </w:abstractNum>
+  <w:num w:numId="1" w16cid:durableId="1225725861">
+    <w:abstractNumId w:val="5"/>
+  </w:num>
+  <w:num w:numId="2" w16cid:durableId="1937446793">
+    <w:abstractNumId w:val="1"/>
+  </w:num>
+  <w:num w:numId="3" w16cid:durableId="626545869">
+    <w:abstractNumId w:val="6"/>
+  </w:num>
+  <w:num w:numId="4" w16cid:durableId="708530664">
+    <w:abstractNumId w:val="2"/>
+  </w:num>
+  <w:num w:numId="5" w16cid:durableId="2018724996">
+    <w:abstractNumId w:val="8"/>
+  </w:num>
+  <w:num w:numId="6" w16cid:durableId="1818567687">
+    <w:abstractNumId w:val="3"/>
+  </w:num>
+  <w:num w:numId="7" w16cid:durableId="1850366840">
+    <w:abstractNumId w:val="7"/>
+  </w:num>
+  <w:num w:numId="8" w16cid:durableId="1754161149">
+    <w:abstractNumId w:val="9"/>
+  </w:num>
+  <w:num w:numId="9" w16cid:durableId="1438790532">
+    <w:abstractNumId w:val="0"/>
+  </w:num>
+  <w:num w:numId="10" w16cid:durableId="213779833">
+    <w:abstractNumId w:val="4"/>
+  </w:num>
+  <w:num w:numId="11" w16cid:durableId="849494009">
+    <w:abstractNumId w:val="10"/>
+  </w:num>
+</w:numbering>
 </file>
 
 <file path=word/styles.xml><?xml version="1.0" encoding="utf-8"?>
@@ -477,7 +3469,6 @@
     <w:next w:val="a"/>
     <w:link w:val="20"/>
     <w:uiPriority w:val="9"/>
-    <w:semiHidden/>
     <w:unhideWhenUsed/>
     <w:qFormat/>
     <w:rsid w:val="00444B70"/>
@@ -500,7 +3491,6 @@
     <w:next w:val="a"/>
     <w:link w:val="30"/>
     <w:uiPriority w:val="9"/>
-    <w:semiHidden/>
     <w:unhideWhenUsed/>
     <w:qFormat/>
     <w:rsid w:val="00444B70"/>
@@ -652,7 +3642,6 @@
   <w:style w:type="character" w:default="1" w:styleId="a0">
     <w:name w:val="Default Paragraph Font"/>
     <w:uiPriority w:val="1"/>
-    <w:semiHidden/>
     <w:unhideWhenUsed/>
   </w:style>
   <w:style w:type="table" w:default="1" w:styleId="a1">
@@ -694,7 +3683,6 @@
     <w:basedOn w:val="a0"/>
     <w:link w:val="2"/>
     <w:uiPriority w:val="9"/>
-    <w:semiHidden/>
     <w:rsid w:val="00444B70"/>
     <w:rPr>
       <w:rFonts w:asciiTheme="majorHAnsi" w:eastAsiaTheme="majorEastAsia" w:hAnsiTheme="majorHAnsi" w:cstheme="majorBidi"/>
@@ -708,7 +3696,6 @@
     <w:basedOn w:val="a0"/>
     <w:link w:val="3"/>
     <w:uiPriority w:val="9"/>
-    <w:semiHidden/>
     <w:rsid w:val="00444B70"/>
     <w:rPr>
       <w:rFonts w:eastAsiaTheme="majorEastAsia" w:cstheme="majorBidi"/>
@@ -964,6 +3951,40 @@
       <w:smallCaps/>
       <w:color w:val="2F5496" w:themeColor="accent1" w:themeShade="BF"/>
       <w:spacing w:val="5"/>
+    </w:rPr>
+  </w:style>
+  <w:style w:type="paragraph" w:customStyle="1" w:styleId="ac">
+    <w:name w:val="Текст обычн"/>
+    <w:basedOn w:val="a"/>
+    <w:qFormat/>
+    <w:rsid w:val="00387015"/>
+    <w:pPr>
+      <w:spacing w:line="360" w:lineRule="auto"/>
+      <w:ind w:firstLine="708"/>
+      <w:jc w:val="both"/>
+    </w:pPr>
+    <w:rPr>
+      <w:rFonts w:ascii="Times New Roman" w:hAnsi="Times New Roman"/>
+      <w:sz w:val="28"/>
+    </w:rPr>
+  </w:style>
+  <w:style w:type="paragraph" w:styleId="ad">
+    <w:name w:val="caption"/>
+    <w:basedOn w:val="a"/>
+    <w:next w:val="a"/>
+    <w:uiPriority w:val="35"/>
+    <w:unhideWhenUsed/>
+    <w:qFormat/>
+    <w:rsid w:val="0018761C"/>
+    <w:pPr>
+      <w:spacing w:after="200" w:line="240" w:lineRule="auto"/>
+    </w:pPr>
+    <w:rPr>
+      <w:i/>
+      <w:iCs/>
+      <w:color w:val="44546A" w:themeColor="text2"/>
+      <w:sz w:val="18"/>
+      <w:szCs w:val="18"/>
     </w:rPr>
   </w:style>
 </w:styles>
